--- a/docs/informes/Informe_Semana_3_Panel.docx
+++ b/docs/informes/Informe_Semana_3_Panel.docx
@@ -863,7 +863,23 @@
           <w:rFonts w:ascii="Arial" w:cs="Arial" w:eastAsia="Arial" w:hAnsi="Arial"/>
           <w:color w:val="26232F"/>
         </w:rPr>
-        <w:t xml:space="preserve">, y si son incorrectos muestra el mensaje sin recargar la página. También avisa cuando la sesión expiró o cuando el usuario cerró sesión.</w:t>
+        <w:t xml:space="preserve">, y si son incorrectos muestra el mensaje sin recargar la página. También avisa cuando la sesión expiró o cuando el usuario cerró sesión. Se puede llegar al login desde la web pública con el botón </w:t>
+      </w:r>
+      <w:r>
+        <w:rPr>
+          <w:rFonts w:ascii="Arial" w:cs="Arial" w:eastAsia="Arial" w:hAnsi="Arial"/>
+          <w:b/>
+          <w:bCs/>
+          <w:color w:val="26232F"/>
+        </w:rPr>
+        <w:t xml:space="preserve">Ingresar</w:t>
+      </w:r>
+      <w:r>
+        <w:rPr>
+          <w:rFonts w:ascii="Arial" w:cs="Arial" w:eastAsia="Arial" w:hAnsi="Arial"/>
+          <w:color w:val="26232F"/>
+        </w:rPr>
+        <w:t xml:space="preserve"> del menú, sin escribir la dirección del panel.</w:t>
       </w:r>
     </w:p>
     <w:p>
@@ -2064,28 +2080,6 @@
     </w:p>
     <w:p>
       <w:pPr>
-        <w:pStyle w:val="Heading2"/>
-        <w:pBdr>
-          <w:left w:val="single" w:color="6D28D9" w:sz="24" w:space="8"/>
-        </w:pBdr>
-        <w:ind w:left="180"/>
-      </w:pPr>
-      <w:r>
-        <w:rPr>
-          <w:rFonts w:ascii="Arial" w:cs="Arial" w:eastAsia="Arial" w:hAnsi="Arial"/>
-          <w:color w:val="6D28D9"/>
-        </w:rPr>
-        <w:t xml:space="preserve">3.5  </w:t>
-      </w:r>
-      <w:r>
-        <w:rPr>
-          <w:rFonts w:ascii="Arial" w:cs="Arial" w:eastAsia="Arial" w:hAnsi="Arial"/>
-        </w:rPr>
-        <w:t xml:space="preserve">Gestor de menús</w:t>
-      </w:r>
-    </w:p>
-    <w:p>
-      <w:pPr>
         <w:spacing w:after="160" w:line="310"/>
         <w:jc w:val="both"/>
       </w:pPr>
@@ -2094,7 +2088,23 @@
           <w:rFonts w:ascii="Arial" w:cs="Arial" w:eastAsia="Arial" w:hAnsi="Arial"/>
           <w:color w:val="26232F"/>
         </w:rPr>
-        <w:t xml:space="preserve">El gestor de menús muestra los ítems con sus submenús. Se puede crear un ítem que apunte a una página o a una URL, ponerlo dentro de otro como submenú, moverlo con las flechas, ocultarlo o borrarlo. El orden se guarda en la base de datos y la web lo muestra al instante.</w:t>
+        <w:t xml:space="preserve">El bloque de plantillas tiene además un campo </w:t>
+      </w:r>
+      <w:r>
+        <w:rPr>
+          <w:rFonts w:ascii="Arial" w:cs="Arial" w:eastAsia="Arial" w:hAnsi="Arial"/>
+          <w:b/>
+          <w:bCs/>
+          <w:color w:val="26232F"/>
+        </w:rPr>
+        <w:t xml:space="preserve">Enlace de la demo</w:t>
+      </w:r>
+      <w:r>
+        <w:rPr>
+          <w:rFonts w:ascii="Arial" w:cs="Arial" w:eastAsia="Arial" w:hAnsi="Arial"/>
+          <w:color w:val="26232F"/>
+        </w:rPr>
+        <w:t xml:space="preserve">, para que el botón “Ver demo” de cada tarjeta lleve a la plantilla funcionando.</w:t>
       </w:r>
     </w:p>
     <w:p>
@@ -2151,7 +2161,7 @@
                 <wp:inline distT="0" distB="0" distL="0" distR="0">
                   <wp:extent cx="5048250" cy="3429000"/>
                   <wp:effectExtent t="0" r="0" b="0" l="0"/>
-                  <wp:docPr id="1" name="fig9" descr="Gestor de menús con submenús." title="Gestor de menús con submenús."/>
+                  <wp:docPr id="1" name="fig9" descr="Edición del bloque de plantillas: nombre, rubro, precio, imagen y enlace de la demo." title="Edición del bloque de plantillas: nombre, rubro, precio, imagen y enlace de la demo."/>
                   <wp:cNvGraphicFramePr>
                     <a:graphicFrameLocks xmlns:a="http://schemas.openxmlformats.org/drawingml/2006/main" noChangeAspect="1"/>
                   </wp:cNvGraphicFramePr>
@@ -2211,7 +2221,7 @@
                 <w:sz w:val="17"/>
                 <w:szCs w:val="17"/>
               </w:rPr>
-              <w:t xml:space="preserve">Gestor de menús con submenús.</w:t>
+              <w:t xml:space="preserve">Edición del bloque de plantillas: nombre, rubro, precio, imagen y enlace de la demo.</w:t>
             </w:r>
           </w:p>
         </w:tc>
@@ -2221,6 +2231,41 @@
       <w:pPr>
         <w:spacing w:after="160"/>
       </w:pPr>
+    </w:p>
+    <w:p>
+      <w:pPr>
+        <w:pStyle w:val="Heading2"/>
+        <w:pBdr>
+          <w:left w:val="single" w:color="6D28D9" w:sz="24" w:space="8"/>
+        </w:pBdr>
+        <w:ind w:left="180"/>
+      </w:pPr>
+      <w:r>
+        <w:rPr>
+          <w:rFonts w:ascii="Arial" w:cs="Arial" w:eastAsia="Arial" w:hAnsi="Arial"/>
+          <w:color w:val="6D28D9"/>
+        </w:rPr>
+        <w:t xml:space="preserve">3.5  </w:t>
+      </w:r>
+      <w:r>
+        <w:rPr>
+          <w:rFonts w:ascii="Arial" w:cs="Arial" w:eastAsia="Arial" w:hAnsi="Arial"/>
+        </w:rPr>
+        <w:t xml:space="preserve">Gestor de menús</w:t>
+      </w:r>
+    </w:p>
+    <w:p>
+      <w:pPr>
+        <w:spacing w:after="160" w:line="310"/>
+        <w:jc w:val="both"/>
+      </w:pPr>
+      <w:r>
+        <w:rPr>
+          <w:rFonts w:ascii="Arial" w:cs="Arial" w:eastAsia="Arial" w:hAnsi="Arial"/>
+          <w:color w:val="26232F"/>
+        </w:rPr>
+        <w:t xml:space="preserve">El gestor de menús muestra los ítems con sus submenús. Se puede crear un ítem que apunte a una página o a una URL, ponerlo dentro de otro como submenú, moverlo con las flechas, ocultarlo o borrarlo. El orden se guarda en la base de datos y la web lo muestra al instante.</w:t>
+      </w:r>
     </w:p>
     <w:p>
       <w:pPr>
@@ -2276,7 +2321,7 @@
                 <wp:inline distT="0" distB="0" distL="0" distR="0">
                   <wp:extent cx="5048250" cy="3429000"/>
                   <wp:effectExtent t="0" r="0" b="0" l="0"/>
-                  <wp:docPr id="1" name="fig10" descr="Menú reordenado desde el panel." title="Menú reordenado desde el panel."/>
+                  <wp:docPr id="1" name="fig10" descr="Gestor de menús con submenús." title="Gestor de menús con submenús."/>
                   <wp:cNvGraphicFramePr>
                     <a:graphicFrameLocks xmlns:a="http://schemas.openxmlformats.org/drawingml/2006/main" noChangeAspect="1"/>
                   </wp:cNvGraphicFramePr>
@@ -2336,7 +2381,7 @@
                 <w:sz w:val="17"/>
                 <w:szCs w:val="17"/>
               </w:rPr>
-              <w:t xml:space="preserve">Menú reordenado desde el panel.</w:t>
+              <w:t xml:space="preserve">Gestor de menús con submenús.</w:t>
             </w:r>
           </w:p>
         </w:tc>
@@ -2346,41 +2391,6 @@
       <w:pPr>
         <w:spacing w:after="160"/>
       </w:pPr>
-    </w:p>
-    <w:p>
-      <w:pPr>
-        <w:pStyle w:val="Heading2"/>
-        <w:pBdr>
-          <w:left w:val="single" w:color="6D28D9" w:sz="24" w:space="8"/>
-        </w:pBdr>
-        <w:ind w:left="180"/>
-      </w:pPr>
-      <w:r>
-        <w:rPr>
-          <w:rFonts w:ascii="Arial" w:cs="Arial" w:eastAsia="Arial" w:hAnsi="Arial"/>
-          <w:color w:val="6D28D9"/>
-        </w:rPr>
-        <w:t xml:space="preserve">3.6  </w:t>
-      </w:r>
-      <w:r>
-        <w:rPr>
-          <w:rFonts w:ascii="Arial" w:cs="Arial" w:eastAsia="Arial" w:hAnsi="Arial"/>
-        </w:rPr>
-        <w:t xml:space="preserve">Imágenes</w:t>
-      </w:r>
-    </w:p>
-    <w:p>
-      <w:pPr>
-        <w:spacing w:after="160" w:line="310"/>
-        <w:jc w:val="both"/>
-      </w:pPr>
-      <w:r>
-        <w:rPr>
-          <w:rFonts w:ascii="Arial" w:cs="Arial" w:eastAsia="Arial" w:hAnsi="Arial"/>
-          <w:color w:val="26232F"/>
-        </w:rPr>
-        <w:t xml:space="preserve">En “Imágenes” se pueden subir archivos arrastrándolos o con un clic. Cada imagen muestra su tamaño original y las versiones generadas, y se le puede poner un texto alternativo. Desde los formularios de bloques y de configuración se abre un selector para elegir una imagen de esta biblioteca.</w:t>
-      </w:r>
     </w:p>
     <w:p>
       <w:pPr>
@@ -2436,7 +2446,7 @@
                 <wp:inline distT="0" distB="0" distL="0" distR="0">
                   <wp:extent cx="5048250" cy="3429000"/>
                   <wp:effectExtent t="0" r="0" b="0" l="0"/>
-                  <wp:docPr id="1" name="fig11" descr="Biblioteca de imágenes con subida por arrastre." title="Biblioteca de imágenes con subida por arrastre."/>
+                  <wp:docPr id="1" name="fig11" descr="Menú reordenado desde el panel." title="Menú reordenado desde el panel."/>
                   <wp:cNvGraphicFramePr>
                     <a:graphicFrameLocks xmlns:a="http://schemas.openxmlformats.org/drawingml/2006/main" noChangeAspect="1"/>
                   </wp:cNvGraphicFramePr>
@@ -2496,7 +2506,7 @@
                 <w:sz w:val="17"/>
                 <w:szCs w:val="17"/>
               </w:rPr>
-              <w:t xml:space="preserve">Biblioteca de imágenes con subida por arrastre.</w:t>
+              <w:t xml:space="preserve">Menú reordenado desde el panel.</w:t>
             </w:r>
           </w:p>
         </w:tc>
@@ -2520,13 +2530,13 @@
           <w:rFonts w:ascii="Arial" w:cs="Arial" w:eastAsia="Arial" w:hAnsi="Arial"/>
           <w:color w:val="6D28D9"/>
         </w:rPr>
-        <w:t xml:space="preserve">3.7  </w:t>
-      </w:r>
-      <w:r>
-        <w:rPr>
-          <w:rFonts w:ascii="Arial" w:cs="Arial" w:eastAsia="Arial" w:hAnsi="Arial"/>
-        </w:rPr>
-        <w:t xml:space="preserve">Selector de colores y logo</w:t>
+        <w:t xml:space="preserve">3.6  </w:t>
+      </w:r>
+      <w:r>
+        <w:rPr>
+          <w:rFonts w:ascii="Arial" w:cs="Arial" w:eastAsia="Arial" w:hAnsi="Arial"/>
+        </w:rPr>
+        <w:t xml:space="preserve">Imágenes</w:t>
       </w:r>
     </w:p>
     <w:p>
@@ -2539,23 +2549,7 @@
           <w:rFonts w:ascii="Arial" w:cs="Arial" w:eastAsia="Arial" w:hAnsi="Arial"/>
           <w:color w:val="26232F"/>
         </w:rPr>
-        <w:t xml:space="preserve">La sección “Colores y logo” (solo admin) tiene un selector de color y un campo HEX para cada uno de los 5 colores (primario, secundario, acento, fondo y texto), con una </w:t>
-      </w:r>
-      <w:r>
-        <w:rPr>
-          <w:rFonts w:ascii="Arial" w:cs="Arial" w:eastAsia="Arial" w:hAnsi="Arial"/>
-          <w:b/>
-          <w:bCs/>
-          <w:color w:val="26232F"/>
-        </w:rPr>
-        <w:t xml:space="preserve">vista previa en vivo</w:t>
-      </w:r>
-      <w:r>
-        <w:rPr>
-          <w:rFonts w:ascii="Arial" w:cs="Arial" w:eastAsia="Arial" w:hAnsi="Arial"/>
-          <w:color w:val="26232F"/>
-        </w:rPr>
-        <w:t xml:space="preserve"> que cambia mientras se elige. También permite elegir el logo y el favicon, cambiar el nombre del sitio, el WhatsApp, el correo y las redes sociales, y volver a la paleta original.</w:t>
+        <w:t xml:space="preserve">En “Imágenes” se pueden subir archivos arrastrándolos o con un clic. Cada imagen muestra su tamaño original y las versiones generadas, y se le puede poner un texto alternativo. Desde los formularios de bloques y de configuración se abre un selector para elegir una imagen de esta biblioteca. Al instalar, la biblioteca ya trae las imágenes de ejemplo de las plantillas y del portafolio.</w:t>
       </w:r>
     </w:p>
     <w:p>
@@ -2612,7 +2606,7 @@
                 <wp:inline distT="0" distB="0" distL="0" distR="0">
                   <wp:extent cx="5048250" cy="3429000"/>
                   <wp:effectExtent t="0" r="0" b="0" l="0"/>
-                  <wp:docPr id="1" name="fig12" descr="Selector de colores con vista previa, logo y datos de contacto." title="Selector de colores con vista previa, logo y datos de contacto."/>
+                  <wp:docPr id="1" name="fig12" descr="Biblioteca de imágenes con subida por arrastre y las imágenes de ejemplo." title="Biblioteca de imágenes con subida por arrastre y las imágenes de ejemplo."/>
                   <wp:cNvGraphicFramePr>
                     <a:graphicFrameLocks xmlns:a="http://schemas.openxmlformats.org/drawingml/2006/main" noChangeAspect="1"/>
                   </wp:cNvGraphicFramePr>
@@ -2672,7 +2666,7 @@
                 <w:sz w:val="17"/>
                 <w:szCs w:val="17"/>
               </w:rPr>
-              <w:t xml:space="preserve">Selector de colores con vista previa, logo y datos de contacto.</w:t>
+              <w:t xml:space="preserve">Biblioteca de imágenes con subida por arrastre y las imágenes de ejemplo.</w:t>
             </w:r>
           </w:p>
         </w:tc>
@@ -2682,6 +2676,57 @@
       <w:pPr>
         <w:spacing w:after="160"/>
       </w:pPr>
+    </w:p>
+    <w:p>
+      <w:pPr>
+        <w:pStyle w:val="Heading2"/>
+        <w:pBdr>
+          <w:left w:val="single" w:color="6D28D9" w:sz="24" w:space="8"/>
+        </w:pBdr>
+        <w:ind w:left="180"/>
+      </w:pPr>
+      <w:r>
+        <w:rPr>
+          <w:rFonts w:ascii="Arial" w:cs="Arial" w:eastAsia="Arial" w:hAnsi="Arial"/>
+          <w:color w:val="6D28D9"/>
+        </w:rPr>
+        <w:t xml:space="preserve">3.7  </w:t>
+      </w:r>
+      <w:r>
+        <w:rPr>
+          <w:rFonts w:ascii="Arial" w:cs="Arial" w:eastAsia="Arial" w:hAnsi="Arial"/>
+        </w:rPr>
+        <w:t xml:space="preserve">Selector de colores y logo</w:t>
+      </w:r>
+    </w:p>
+    <w:p>
+      <w:pPr>
+        <w:spacing w:after="160" w:line="310"/>
+        <w:jc w:val="both"/>
+      </w:pPr>
+      <w:r>
+        <w:rPr>
+          <w:rFonts w:ascii="Arial" w:cs="Arial" w:eastAsia="Arial" w:hAnsi="Arial"/>
+          <w:color w:val="26232F"/>
+        </w:rPr>
+        <w:t xml:space="preserve">La sección “Colores y logo” (solo admin) tiene un selector de color y un campo HEX para cada uno de los 5 colores (primario, secundario, acento, fondo y texto), con una </w:t>
+      </w:r>
+      <w:r>
+        <w:rPr>
+          <w:rFonts w:ascii="Arial" w:cs="Arial" w:eastAsia="Arial" w:hAnsi="Arial"/>
+          <w:b/>
+          <w:bCs/>
+          <w:color w:val="26232F"/>
+        </w:rPr>
+        <w:t xml:space="preserve">vista previa en vivo</w:t>
+      </w:r>
+      <w:r>
+        <w:rPr>
+          <w:rFonts w:ascii="Arial" w:cs="Arial" w:eastAsia="Arial" w:hAnsi="Arial"/>
+          <w:color w:val="26232F"/>
+        </w:rPr>
+        <w:t xml:space="preserve"> que cambia mientras se elige. También permite elegir el logo y el favicon, cambiar el nombre del sitio, el WhatsApp, el correo y las redes sociales, y volver a la paleta original.</w:t>
+      </w:r>
     </w:p>
     <w:p>
       <w:pPr>
@@ -2737,7 +2782,7 @@
                 <wp:inline distT="0" distB="0" distL="0" distR="0">
                   <wp:extent cx="5048250" cy="3429000"/>
                   <wp:effectExtent t="0" r="0" b="0" l="0"/>
-                  <wp:docPr id="1" name="fig13" descr="Cambiando la paleta: la vista previa se actualiza en vivo antes de guardar." title="Cambiando la paleta: la vista previa se actualiza en vivo antes de guardar."/>
+                  <wp:docPr id="1" name="fig13" descr="Selector de colores con vista previa, logo y datos de contacto." title="Selector de colores con vista previa, logo y datos de contacto."/>
                   <wp:cNvGraphicFramePr>
                     <a:graphicFrameLocks xmlns:a="http://schemas.openxmlformats.org/drawingml/2006/main" noChangeAspect="1"/>
                   </wp:cNvGraphicFramePr>
@@ -2797,7 +2842,7 @@
                 <w:sz w:val="17"/>
                 <w:szCs w:val="17"/>
               </w:rPr>
-              <w:t xml:space="preserve">Cambiando la paleta: la vista previa se actualiza en vivo antes de guardar.</w:t>
+              <w:t xml:space="preserve">Selector de colores con vista previa, logo y datos de contacto.</w:t>
             </w:r>
           </w:p>
         </w:tc>
@@ -2807,41 +2852,6 @@
       <w:pPr>
         <w:spacing w:after="160"/>
       </w:pPr>
-    </w:p>
-    <w:p>
-      <w:pPr>
-        <w:pStyle w:val="Heading2"/>
-        <w:pBdr>
-          <w:left w:val="single" w:color="6D28D9" w:sz="24" w:space="8"/>
-        </w:pBdr>
-        <w:ind w:left="180"/>
-      </w:pPr>
-      <w:r>
-        <w:rPr>
-          <w:rFonts w:ascii="Arial" w:cs="Arial" w:eastAsia="Arial" w:hAnsi="Arial"/>
-          <w:color w:val="6D28D9"/>
-        </w:rPr>
-        <w:t xml:space="preserve">3.8  </w:t>
-      </w:r>
-      <w:r>
-        <w:rPr>
-          <w:rFonts w:ascii="Arial" w:cs="Arial" w:eastAsia="Arial" w:hAnsi="Arial"/>
-        </w:rPr>
-        <w:t xml:space="preserve">Mensajes</w:t>
-      </w:r>
-    </w:p>
-    <w:p>
-      <w:pPr>
-        <w:spacing w:after="160" w:line="310"/>
-        <w:jc w:val="both"/>
-      </w:pPr>
-      <w:r>
-        <w:rPr>
-          <w:rFonts w:ascii="Arial" w:cs="Arial" w:eastAsia="Arial" w:hAnsi="Arial"/>
-          <w:color w:val="26232F"/>
-        </w:rPr>
-        <w:t xml:space="preserve">Aquí llegan los mensajes del formulario de contacto de la web. Se pueden marcar como leídos o borrar, y el dashboard muestra cuántos faltan leer.</w:t>
-      </w:r>
     </w:p>
     <w:p>
       <w:pPr>
@@ -2897,7 +2907,7 @@
                 <wp:inline distT="0" distB="0" distL="0" distR="0">
                   <wp:extent cx="5048250" cy="3429000"/>
                   <wp:effectExtent t="0" r="0" b="0" l="0"/>
-                  <wp:docPr id="1" name="fig14" descr="Bandeja de mensajes del formulario de contacto." title="Bandeja de mensajes del formulario de contacto."/>
+                  <wp:docPr id="1" name="fig14" descr="Cambiando la paleta: la vista previa se actualiza en vivo antes de guardar." title="Cambiando la paleta: la vista previa se actualiza en vivo antes de guardar."/>
                   <wp:cNvGraphicFramePr>
                     <a:graphicFrameLocks xmlns:a="http://schemas.openxmlformats.org/drawingml/2006/main" noChangeAspect="1"/>
                   </wp:cNvGraphicFramePr>
@@ -2957,7 +2967,7 @@
                 <w:sz w:val="17"/>
                 <w:szCs w:val="17"/>
               </w:rPr>
-              <w:t xml:space="preserve">Bandeja de mensajes del formulario de contacto.</w:t>
+              <w:t xml:space="preserve">Cambiando la paleta: la vista previa se actualiza en vivo antes de guardar.</w:t>
             </w:r>
           </w:p>
         </w:tc>
@@ -2981,13 +2991,13 @@
           <w:rFonts w:ascii="Arial" w:cs="Arial" w:eastAsia="Arial" w:hAnsi="Arial"/>
           <w:color w:val="6D28D9"/>
         </w:rPr>
-        <w:t xml:space="preserve">3.9  </w:t>
-      </w:r>
-      <w:r>
-        <w:rPr>
-          <w:rFonts w:ascii="Arial" w:cs="Arial" w:eastAsia="Arial" w:hAnsi="Arial"/>
-        </w:rPr>
-        <w:t xml:space="preserve">Diseño responsive del panel</w:t>
+        <w:t xml:space="preserve">3.8  </w:t>
+      </w:r>
+      <w:r>
+        <w:rPr>
+          <w:rFonts w:ascii="Arial" w:cs="Arial" w:eastAsia="Arial" w:hAnsi="Arial"/>
+        </w:rPr>
+        <w:t xml:space="preserve">Mensajes</w:t>
       </w:r>
     </w:p>
     <w:p>
@@ -3000,174 +3010,7 @@
           <w:rFonts w:ascii="Arial" w:cs="Arial" w:eastAsia="Arial" w:hAnsi="Arial"/>
           <w:color w:val="26232F"/>
         </w:rPr>
-        <w:t xml:space="preserve">El panel está hecho con CSS </w:t>
-      </w:r>
-      <w:r>
-        <w:rPr>
-          <w:rFonts w:ascii="Arial" w:cs="Arial" w:eastAsia="Arial" w:hAnsi="Arial"/>
-          <w:b/>
-          <w:bCs/>
-          <w:color w:val="26232F"/>
-        </w:rPr>
-        <w:t xml:space="preserve">mobile-first</w:t>
-      </w:r>
-      <w:r>
-        <w:rPr>
-          <w:rFonts w:ascii="Arial" w:cs="Arial" w:eastAsia="Arial" w:hAnsi="Arial"/>
-          <w:color w:val="26232F"/>
-        </w:rPr>
-        <w:t xml:space="preserve"> y breakpoints en 640, 768 y 1024 px (equivalentes a </w:t>
-      </w:r>
-      <w:r>
-        <w:rPr>
-          <w:rFonts w:ascii="Consolas" w:cs="Consolas" w:eastAsia="Consolas" w:hAnsi="Consolas"/>
-          <w:color w:val="26232F"/>
-          <w:sz w:val="19"/>
-          <w:szCs w:val="19"/>
-          <w:shd w:fill="F3EEFF" w:val="clear"/>
-        </w:rPr>
-        <w:t xml:space="preserve">sm</w:t>
-      </w:r>
-      <w:r>
-        <w:rPr>
-          <w:rFonts w:ascii="Arial" w:cs="Arial" w:eastAsia="Arial" w:hAnsi="Arial"/>
-          <w:color w:val="26232F"/>
-        </w:rPr>
-        <w:t xml:space="preserve">, </w:t>
-      </w:r>
-      <w:r>
-        <w:rPr>
-          <w:rFonts w:ascii="Consolas" w:cs="Consolas" w:eastAsia="Consolas" w:hAnsi="Consolas"/>
-          <w:color w:val="26232F"/>
-          <w:sz w:val="19"/>
-          <w:szCs w:val="19"/>
-          <w:shd w:fill="F3EEFF" w:val="clear"/>
-        </w:rPr>
-        <w:t xml:space="preserve">md</w:t>
-      </w:r>
-      <w:r>
-        <w:rPr>
-          <w:rFonts w:ascii="Arial" w:cs="Arial" w:eastAsia="Arial" w:hAnsi="Arial"/>
-          <w:color w:val="26232F"/>
-        </w:rPr>
-        <w:t xml:space="preserve"> y </w:t>
-      </w:r>
-      <w:r>
-        <w:rPr>
-          <w:rFonts w:ascii="Consolas" w:cs="Consolas" w:eastAsia="Consolas" w:hAnsi="Consolas"/>
-          <w:color w:val="26232F"/>
-          <w:sz w:val="19"/>
-          <w:szCs w:val="19"/>
-          <w:shd w:fill="F3EEFF" w:val="clear"/>
-        </w:rPr>
-        <w:t xml:space="preserve">lg</w:t>
-      </w:r>
-      <w:r>
-        <w:rPr>
-          <w:rFonts w:ascii="Arial" w:cs="Arial" w:eastAsia="Arial" w:hAnsi="Arial"/>
-          <w:color w:val="26232F"/>
-        </w:rPr>
-        <w:t xml:space="preserve"> de Tailwind). En pantallas pequeñas:</w:t>
-      </w:r>
-    </w:p>
-    <w:p>
-      <w:pPr>
-        <w:pStyle w:val="ListParagraph"/>
-        <w:numPr>
-          <w:ilvl w:val="0"/>
-          <w:numId w:val="2"/>
-        </w:numPr>
-        <w:spacing w:after="90" w:line="300"/>
-      </w:pPr>
-      <w:r>
-        <w:rPr>
-          <w:rFonts w:ascii="Arial" w:cs="Arial" w:eastAsia="Arial" w:hAnsi="Arial"/>
-          <w:color w:val="26232F"/>
-        </w:rPr>
-        <w:t xml:space="preserve">El menú lateral se </w:t>
-      </w:r>
-      <w:r>
-        <w:rPr>
-          <w:rFonts w:ascii="Arial" w:cs="Arial" w:eastAsia="Arial" w:hAnsi="Arial"/>
-          <w:b/>
-          <w:bCs/>
-          <w:color w:val="26232F"/>
-        </w:rPr>
-        <w:t xml:space="preserve">colapsa</w:t>
-      </w:r>
-      <w:r>
-        <w:rPr>
-          <w:rFonts w:ascii="Arial" w:cs="Arial" w:eastAsia="Arial" w:hAnsi="Arial"/>
-          <w:color w:val="26232F"/>
-        </w:rPr>
-        <w:t xml:space="preserve"> y se abre con el botón de hamburguesa.</w:t>
-      </w:r>
-    </w:p>
-    <w:p>
-      <w:pPr>
-        <w:pStyle w:val="ListParagraph"/>
-        <w:numPr>
-          <w:ilvl w:val="0"/>
-          <w:numId w:val="2"/>
-        </w:numPr>
-        <w:spacing w:after="90" w:line="300"/>
-      </w:pPr>
-      <w:r>
-        <w:rPr>
-          <w:rFonts w:ascii="Arial" w:cs="Arial" w:eastAsia="Arial" w:hAnsi="Arial"/>
-          <w:color w:val="26232F"/>
-        </w:rPr>
-        <w:t xml:space="preserve">Las tablas quedan dentro de un contenedor con </w:t>
-      </w:r>
-      <w:r>
-        <w:rPr>
-          <w:rFonts w:ascii="Arial" w:cs="Arial" w:eastAsia="Arial" w:hAnsi="Arial"/>
-          <w:b/>
-          <w:bCs/>
-          <w:color w:val="26232F"/>
-        </w:rPr>
-        <w:t xml:space="preserve">scroll horizontal interno</w:t>
-      </w:r>
-      <w:r>
-        <w:rPr>
-          <w:rFonts w:ascii="Arial" w:cs="Arial" w:eastAsia="Arial" w:hAnsi="Arial"/>
-          <w:color w:val="26232F"/>
-        </w:rPr>
-        <w:t xml:space="preserve">, así la página completa nunca se desborda.</w:t>
-      </w:r>
-    </w:p>
-    <w:p>
-      <w:pPr>
-        <w:pStyle w:val="ListParagraph"/>
-        <w:numPr>
-          <w:ilvl w:val="0"/>
-          <w:numId w:val="2"/>
-        </w:numPr>
-        <w:spacing w:after="90" w:line="300"/>
-      </w:pPr>
-      <w:r>
-        <w:rPr>
-          <w:rFonts w:ascii="Arial" w:cs="Arial" w:eastAsia="Arial" w:hAnsi="Arial"/>
-          <w:color w:val="26232F"/>
-        </w:rPr>
-        <w:t xml:space="preserve">El drawer de edición ocupa todo el ancho de la pantalla.</w:t>
-      </w:r>
-    </w:p>
-    <w:p>
-      <w:pPr>
-        <w:pStyle w:val="ListParagraph"/>
-        <w:numPr>
-          <w:ilvl w:val="0"/>
-          <w:numId w:val="2"/>
-        </w:numPr>
-        <w:spacing w:after="90" w:line="300"/>
-      </w:pPr>
-      <w:r>
-        <w:rPr>
-          <w:rFonts w:ascii="Arial" w:cs="Arial" w:eastAsia="Arial" w:hAnsi="Arial"/>
-          <w:color w:val="26232F"/>
-        </w:rPr>
-        <w:t xml:space="preserve">Las tarjetas del dashboard pasan de 4 columnas a 2.</w:t>
+        <w:t xml:space="preserve">Aquí llegan los mensajes del formulario de contacto de la web. Se pueden marcar como leídos o borrar, y el dashboard muestra cuántos faltan leer.</w:t>
       </w:r>
     </w:p>
     <w:p>
@@ -3222,9 +3065,9 @@
             <w:r>
               <w:drawing>
                 <wp:inline distT="0" distB="0" distL="0" distR="0">
-                  <wp:extent cx="4352925" cy="3600450"/>
+                  <wp:extent cx="5048250" cy="3429000"/>
                   <wp:effectExtent t="0" r="0" b="0" l="0"/>
-                  <wp:docPr id="1" name="fig15" descr="Panel en celular: login, dashboard y menú lateral desplegado." title="Panel en celular: login, dashboard y menú lateral desplegado."/>
+                  <wp:docPr id="1" name="fig15" descr="Bandeja de mensajes del formulario de contacto." title="Bandeja de mensajes del formulario de contacto."/>
                   <wp:cNvGraphicFramePr>
                     <a:graphicFrameLocks xmlns:a="http://schemas.openxmlformats.org/drawingml/2006/main" noChangeAspect="1"/>
                   </wp:cNvGraphicFramePr>
@@ -3247,7 +3090,7 @@
                         <pic:spPr bwMode="auto">
                           <a:xfrm>
                             <a:off x="0" y="0"/>
-                            <a:ext cx="4352925" cy="3600450"/>
+                            <a:ext cx="5048250" cy="3429000"/>
                           </a:xfrm>
                           <a:prstGeom prst="rect">
                             <a:avLst/>
@@ -3284,7 +3127,7 @@
                 <w:sz w:val="17"/>
                 <w:szCs w:val="17"/>
               </w:rPr>
-              <w:t xml:space="preserve">Panel en celular: login, dashboard y menú lateral desplegado.</w:t>
+              <w:t xml:space="preserve">Bandeja de mensajes del formulario de contacto.</w:t>
             </w:r>
           </w:p>
         </w:tc>
@@ -3294,6 +3137,208 @@
       <w:pPr>
         <w:spacing w:after="160"/>
       </w:pPr>
+    </w:p>
+    <w:p>
+      <w:pPr>
+        <w:pStyle w:val="Heading2"/>
+        <w:pBdr>
+          <w:left w:val="single" w:color="6D28D9" w:sz="24" w:space="8"/>
+        </w:pBdr>
+        <w:ind w:left="180"/>
+      </w:pPr>
+      <w:r>
+        <w:rPr>
+          <w:rFonts w:ascii="Arial" w:cs="Arial" w:eastAsia="Arial" w:hAnsi="Arial"/>
+          <w:color w:val="6D28D9"/>
+        </w:rPr>
+        <w:t xml:space="preserve">3.9  </w:t>
+      </w:r>
+      <w:r>
+        <w:rPr>
+          <w:rFonts w:ascii="Arial" w:cs="Arial" w:eastAsia="Arial" w:hAnsi="Arial"/>
+        </w:rPr>
+        <w:t xml:space="preserve">Diseño responsive del panel</w:t>
+      </w:r>
+    </w:p>
+    <w:p>
+      <w:pPr>
+        <w:spacing w:after="160" w:line="310"/>
+        <w:jc w:val="both"/>
+      </w:pPr>
+      <w:r>
+        <w:rPr>
+          <w:rFonts w:ascii="Arial" w:cs="Arial" w:eastAsia="Arial" w:hAnsi="Arial"/>
+          <w:color w:val="26232F"/>
+        </w:rPr>
+        <w:t xml:space="preserve">El panel está hecho con CSS </w:t>
+      </w:r>
+      <w:r>
+        <w:rPr>
+          <w:rFonts w:ascii="Arial" w:cs="Arial" w:eastAsia="Arial" w:hAnsi="Arial"/>
+          <w:b/>
+          <w:bCs/>
+          <w:color w:val="26232F"/>
+        </w:rPr>
+        <w:t xml:space="preserve">mobile-first</w:t>
+      </w:r>
+      <w:r>
+        <w:rPr>
+          <w:rFonts w:ascii="Arial" w:cs="Arial" w:eastAsia="Arial" w:hAnsi="Arial"/>
+          <w:color w:val="26232F"/>
+        </w:rPr>
+        <w:t xml:space="preserve"> y breakpoints en 640, 768 y 1024 px (equivalentes a </w:t>
+      </w:r>
+      <w:r>
+        <w:rPr>
+          <w:rFonts w:ascii="Consolas" w:cs="Consolas" w:eastAsia="Consolas" w:hAnsi="Consolas"/>
+          <w:color w:val="26232F"/>
+          <w:sz w:val="19"/>
+          <w:szCs w:val="19"/>
+          <w:shd w:fill="F3EEFF" w:val="clear"/>
+        </w:rPr>
+        <w:t xml:space="preserve">sm</w:t>
+      </w:r>
+      <w:r>
+        <w:rPr>
+          <w:rFonts w:ascii="Arial" w:cs="Arial" w:eastAsia="Arial" w:hAnsi="Arial"/>
+          <w:color w:val="26232F"/>
+        </w:rPr>
+        <w:t xml:space="preserve">, </w:t>
+      </w:r>
+      <w:r>
+        <w:rPr>
+          <w:rFonts w:ascii="Consolas" w:cs="Consolas" w:eastAsia="Consolas" w:hAnsi="Consolas"/>
+          <w:color w:val="26232F"/>
+          <w:sz w:val="19"/>
+          <w:szCs w:val="19"/>
+          <w:shd w:fill="F3EEFF" w:val="clear"/>
+        </w:rPr>
+        <w:t xml:space="preserve">md</w:t>
+      </w:r>
+      <w:r>
+        <w:rPr>
+          <w:rFonts w:ascii="Arial" w:cs="Arial" w:eastAsia="Arial" w:hAnsi="Arial"/>
+          <w:color w:val="26232F"/>
+        </w:rPr>
+        <w:t xml:space="preserve"> y </w:t>
+      </w:r>
+      <w:r>
+        <w:rPr>
+          <w:rFonts w:ascii="Consolas" w:cs="Consolas" w:eastAsia="Consolas" w:hAnsi="Consolas"/>
+          <w:color w:val="26232F"/>
+          <w:sz w:val="19"/>
+          <w:szCs w:val="19"/>
+          <w:shd w:fill="F3EEFF" w:val="clear"/>
+        </w:rPr>
+        <w:t xml:space="preserve">lg</w:t>
+      </w:r>
+      <w:r>
+        <w:rPr>
+          <w:rFonts w:ascii="Arial" w:cs="Arial" w:eastAsia="Arial" w:hAnsi="Arial"/>
+          <w:color w:val="26232F"/>
+        </w:rPr>
+        <w:t xml:space="preserve"> de Tailwind). En pantallas pequeñas:</w:t>
+      </w:r>
+    </w:p>
+    <w:p>
+      <w:pPr>
+        <w:pStyle w:val="ListParagraph"/>
+        <w:numPr>
+          <w:ilvl w:val="0"/>
+          <w:numId w:val="2"/>
+        </w:numPr>
+        <w:spacing w:after="90" w:line="300"/>
+      </w:pPr>
+      <w:r>
+        <w:rPr>
+          <w:rFonts w:ascii="Arial" w:cs="Arial" w:eastAsia="Arial" w:hAnsi="Arial"/>
+          <w:color w:val="26232F"/>
+        </w:rPr>
+        <w:t xml:space="preserve">El menú lateral se </w:t>
+      </w:r>
+      <w:r>
+        <w:rPr>
+          <w:rFonts w:ascii="Arial" w:cs="Arial" w:eastAsia="Arial" w:hAnsi="Arial"/>
+          <w:b/>
+          <w:bCs/>
+          <w:color w:val="26232F"/>
+        </w:rPr>
+        <w:t xml:space="preserve">colapsa</w:t>
+      </w:r>
+      <w:r>
+        <w:rPr>
+          <w:rFonts w:ascii="Arial" w:cs="Arial" w:eastAsia="Arial" w:hAnsi="Arial"/>
+          <w:color w:val="26232F"/>
+        </w:rPr>
+        <w:t xml:space="preserve"> y se abre con el botón de hamburguesa.</w:t>
+      </w:r>
+    </w:p>
+    <w:p>
+      <w:pPr>
+        <w:pStyle w:val="ListParagraph"/>
+        <w:numPr>
+          <w:ilvl w:val="0"/>
+          <w:numId w:val="2"/>
+        </w:numPr>
+        <w:spacing w:after="90" w:line="300"/>
+      </w:pPr>
+      <w:r>
+        <w:rPr>
+          <w:rFonts w:ascii="Arial" w:cs="Arial" w:eastAsia="Arial" w:hAnsi="Arial"/>
+          <w:color w:val="26232F"/>
+        </w:rPr>
+        <w:t xml:space="preserve">Las tablas quedan dentro de un contenedor con </w:t>
+      </w:r>
+      <w:r>
+        <w:rPr>
+          <w:rFonts w:ascii="Arial" w:cs="Arial" w:eastAsia="Arial" w:hAnsi="Arial"/>
+          <w:b/>
+          <w:bCs/>
+          <w:color w:val="26232F"/>
+        </w:rPr>
+        <w:t xml:space="preserve">scroll horizontal interno</w:t>
+      </w:r>
+      <w:r>
+        <w:rPr>
+          <w:rFonts w:ascii="Arial" w:cs="Arial" w:eastAsia="Arial" w:hAnsi="Arial"/>
+          <w:color w:val="26232F"/>
+        </w:rPr>
+        <w:t xml:space="preserve">, así la página completa nunca se desborda.</w:t>
+      </w:r>
+    </w:p>
+    <w:p>
+      <w:pPr>
+        <w:pStyle w:val="ListParagraph"/>
+        <w:numPr>
+          <w:ilvl w:val="0"/>
+          <w:numId w:val="2"/>
+        </w:numPr>
+        <w:spacing w:after="90" w:line="300"/>
+      </w:pPr>
+      <w:r>
+        <w:rPr>
+          <w:rFonts w:ascii="Arial" w:cs="Arial" w:eastAsia="Arial" w:hAnsi="Arial"/>
+          <w:color w:val="26232F"/>
+        </w:rPr>
+        <w:t xml:space="preserve">El drawer de edición ocupa todo el ancho de la pantalla.</w:t>
+      </w:r>
+    </w:p>
+    <w:p>
+      <w:pPr>
+        <w:pStyle w:val="ListParagraph"/>
+        <w:numPr>
+          <w:ilvl w:val="0"/>
+          <w:numId w:val="2"/>
+        </w:numPr>
+        <w:spacing w:after="90" w:line="300"/>
+      </w:pPr>
+      <w:r>
+        <w:rPr>
+          <w:rFonts w:ascii="Arial" w:cs="Arial" w:eastAsia="Arial" w:hAnsi="Arial"/>
+          <w:color w:val="26232F"/>
+        </w:rPr>
+        <w:t xml:space="preserve">Las tarjetas del dashboard pasan de 4 columnas a 2.</w:t>
+      </w:r>
     </w:p>
     <w:p>
       <w:pPr>
@@ -3347,9 +3392,9 @@
             <w:r>
               <w:drawing>
                 <wp:inline distT="0" distB="0" distL="0" distR="0">
-                  <wp:extent cx="3524250" cy="3600450"/>
+                  <wp:extent cx="4352925" cy="3600450"/>
                   <wp:effectExtent t="0" r="0" b="0" l="0"/>
-                  <wp:docPr id="1" name="fig16" descr="Tabla con scroll interno y drawer de edición en celular." title="Tabla con scroll interno y drawer de edición en celular."/>
+                  <wp:docPr id="1" name="fig16" descr="Panel en celular: login, dashboard y menú lateral desplegado." title="Panel en celular: login, dashboard y menú lateral desplegado."/>
                   <wp:cNvGraphicFramePr>
                     <a:graphicFrameLocks xmlns:a="http://schemas.openxmlformats.org/drawingml/2006/main" noChangeAspect="1"/>
                   </wp:cNvGraphicFramePr>
@@ -3372,6 +3417,131 @@
                         <pic:spPr bwMode="auto">
                           <a:xfrm>
                             <a:off x="0" y="0"/>
+                            <a:ext cx="4352925" cy="3600450"/>
+                          </a:xfrm>
+                          <a:prstGeom prst="rect">
+                            <a:avLst/>
+                          </a:prstGeom>
+                        </pic:spPr>
+                      </pic:pic>
+                    </a:graphicData>
+                  </a:graphic>
+                </wp:inline>
+              </w:drawing>
+            </w:r>
+          </w:p>
+          <w:p>
+            <w:pPr>
+              <w:spacing w:after="0"/>
+              <w:jc w:val="center"/>
+            </w:pPr>
+            <w:r>
+              <w:rPr>
+                <w:rFonts w:ascii="Arial" w:cs="Arial" w:eastAsia="Arial" w:hAnsi="Arial"/>
+                <w:b/>
+                <w:bCs/>
+                <w:color w:val="6D28D9"/>
+                <w:spacing w:val="20"/>
+                <w:sz w:val="16"/>
+                <w:szCs w:val="16"/>
+              </w:rPr>
+              <w:t xml:space="preserve">FIGURA 16  </w:t>
+            </w:r>
+            <w:r>
+              <w:rPr>
+                <w:rFonts w:ascii="Arial" w:cs="Arial" w:eastAsia="Arial" w:hAnsi="Arial"/>
+                <w:color w:val="5B5870"/>
+                <w:sz w:val="17"/>
+                <w:szCs w:val="17"/>
+              </w:rPr>
+              <w:t xml:space="preserve">Panel en celular: login, dashboard y menú lateral desplegado.</w:t>
+            </w:r>
+          </w:p>
+        </w:tc>
+      </w:tr>
+    </w:tbl>
+    <w:p>
+      <w:pPr>
+        <w:spacing w:after="160"/>
+      </w:pPr>
+    </w:p>
+    <w:p>
+      <w:pPr>
+        <w:keepNext/>
+        <w:spacing w:after="0" w:before="100"/>
+      </w:pPr>
+    </w:p>
+    <w:tbl>
+      <w:tblPr>
+        <w:tblW w:type="dxa" w:w="9638"/>
+        <w:jc w:val="center"/>
+        <w:tblBorders>
+          <w:top w:val="single" w:color="auto" w:sz="4"/>
+          <w:left w:val="single" w:color="auto" w:sz="4"/>
+          <w:bottom w:val="single" w:color="auto" w:sz="4"/>
+          <w:right w:val="single" w:color="auto" w:sz="4"/>
+          <w:insideH w:val="single" w:color="auto" w:sz="4"/>
+          <w:insideV w:val="single" w:color="auto" w:sz="4"/>
+        </w:tblBorders>
+      </w:tblPr>
+      <w:tblGrid>
+        <w:gridCol w:w="9638"/>
+      </w:tblGrid>
+      <w:tr>
+        <w:trPr>
+          <w:cantSplit/>
+        </w:trPr>
+        <w:tc>
+          <w:tcPr>
+            <w:tcW w:type="dxa" w:w="9638"/>
+            <w:tcBorders>
+              <w:top w:val="single" w:color="DCD3F5" w:sz="4"/>
+              <w:left w:val="single" w:color="DCD3F5" w:sz="4"/>
+              <w:bottom w:val="single" w:color="DCD3F5" w:sz="4"/>
+              <w:right w:val="single" w:color="DCD3F5" w:sz="4"/>
+            </w:tcBorders>
+            <w:shd w:fill="FAF8FF" w:val="clear"/>
+            <w:tcMar>
+              <w:top w:type="dxa" w:w="140"/>
+              <w:left w:type="dxa" w:w="120"/>
+              <w:bottom w:type="dxa" w:w="120"/>
+              <w:right w:type="dxa" w:w="120"/>
+            </w:tcMar>
+          </w:tcPr>
+          <w:p>
+            <w:pPr>
+              <w:keepNext/>
+              <w:spacing w:after="100"/>
+              <w:jc w:val="center"/>
+            </w:pPr>
+            <w:r>
+              <w:drawing>
+                <wp:inline distT="0" distB="0" distL="0" distR="0">
+                  <wp:extent cx="3524250" cy="3600450"/>
+                  <wp:effectExtent t="0" r="0" b="0" l="0"/>
+                  <wp:docPr id="1" name="fig17" descr="Tabla con scroll interno y drawer de edición en celular." title="Tabla con scroll interno y drawer de edición en celular."/>
+                  <wp:cNvGraphicFramePr>
+                    <a:graphicFrameLocks xmlns:a="http://schemas.openxmlformats.org/drawingml/2006/main" noChangeAspect="1"/>
+                  </wp:cNvGraphicFramePr>
+                  <a:graphic xmlns:a="http://schemas.openxmlformats.org/drawingml/2006/main">
+                    <a:graphicData uri="http://schemas.openxmlformats.org/drawingml/2006/picture">
+                      <pic:pic xmlns:pic="http://schemas.openxmlformats.org/drawingml/2006/picture">
+                        <pic:nvPicPr>
+                          <pic:cNvPr id="0" name="" descr=""/>
+                          <pic:cNvPicPr>
+                            <a:picLocks noChangeAspect="1" noChangeArrowheads="1"/>
+                          </pic:cNvPicPr>
+                        </pic:nvPicPr>
+                        <pic:blipFill>
+                          <a:blip r:embed="rId26" cstate="none"/>
+                          <a:srcRect/>
+                          <a:stretch>
+                            <a:fillRect/>
+                          </a:stretch>
+                        </pic:blipFill>
+                        <pic:spPr bwMode="auto">
+                          <a:xfrm>
+                            <a:off x="0" y="0"/>
                             <a:ext cx="3524250" cy="3600450"/>
                           </a:xfrm>
                           <a:prstGeom prst="rect">
@@ -3400,7 +3570,7 @@
                 <w:sz w:val="16"/>
                 <w:szCs w:val="16"/>
               </w:rPr>
-              <w:t xml:space="preserve">FIGURA 16  </w:t>
+              <w:t xml:space="preserve">FIGURA 17  </w:t>
             </w:r>
             <w:r>
               <w:rPr>

--- a/docs/informes/Informe_Semana_3_Panel.docx
+++ b/docs/informes/Informe_Semana_3_Panel.docx
@@ -1261,7 +1261,23 @@
           <w:rFonts w:ascii="Arial" w:cs="Arial" w:eastAsia="Arial" w:hAnsi="Arial"/>
           <w:color w:val="26232F"/>
         </w:rPr>
-        <w:t xml:space="preserve">El dashboard muestra tarjetas con los totales (páginas, bloques, ítems de menú y mensajes sin leer), la lista de páginas y una vista previa de los colores actuales del sitio.</w:t>
+        <w:t xml:space="preserve">El dashboard empieza con una </w:t>
+      </w:r>
+      <w:r>
+        <w:rPr>
+          <w:rFonts w:ascii="Arial" w:cs="Arial" w:eastAsia="Arial" w:hAnsi="Arial"/>
+          <w:b/>
+          <w:bCs/>
+          <w:color w:val="26232F"/>
+        </w:rPr>
+        <w:t xml:space="preserve">guía rápida “¿Por dónde empiezo?”</w:t>
+      </w:r>
+      <w:r>
+        <w:rPr>
+          <w:rFonts w:ascii="Arial" w:cs="Arial" w:eastAsia="Arial" w:hAnsi="Arial"/>
+          <w:color w:val="26232F"/>
+        </w:rPr>
+        <w:t xml:space="preserve"> de 4 pasos (cambiar colores y logo, editar la portada, ordenar el menú y ver la web), cada uno con un enlace directo. Debajo hay tarjetas con los totales (páginas, bloques, ítems de menú y mensajes sin leer), la lista de páginas y una vista previa de los colores actuales del sitio.</w:t>
       </w:r>
     </w:p>
     <w:p>
@@ -1318,7 +1334,7 @@
                 <wp:inline distT="0" distB="0" distL="0" distR="0">
                   <wp:extent cx="5048250" cy="3429000"/>
                   <wp:effectExtent t="0" r="0" b="0" l="0"/>
-                  <wp:docPr id="1" name="fig3" descr="Dashboard con menú lateral, tarjetas de totales y vista previa de colores." title="Dashboard con menú lateral, tarjetas de totales y vista previa de colores."/>
+                  <wp:docPr id="1" name="fig3" descr="Dashboard con la guía rápida, tarjetas de totales y vista previa de colores." title="Dashboard con la guía rápida, tarjetas de totales y vista previa de colores."/>
                   <wp:cNvGraphicFramePr>
                     <a:graphicFrameLocks xmlns:a="http://schemas.openxmlformats.org/drawingml/2006/main" noChangeAspect="1"/>
                   </wp:cNvGraphicFramePr>
@@ -1378,7 +1394,7 @@
                 <w:sz w:val="17"/>
                 <w:szCs w:val="17"/>
               </w:rPr>
-              <w:t xml:space="preserve">Dashboard con menú lateral, tarjetas de totales y vista previa de colores.</w:t>
+              <w:t xml:space="preserve">Dashboard con la guía rápida, tarjetas de totales y vista previa de colores.</w:t>
             </w:r>
           </w:p>
         </w:tc>
@@ -2007,7 +2023,7 @@
                 <wp:inline distT="0" distB="0" distL="0" distR="0">
                   <wp:extent cx="5048250" cy="3429000"/>
                   <wp:effectExtent t="0" r="0" b="0" l="0"/>
-                  <wp:docPr id="1" name="fig8" descr="Pestaña JSON para editar el contenido directamente." title="Pestaña JSON para editar el contenido directamente."/>
+                  <wp:docPr id="1" name="fig8" descr="Pestaña “Avanzado (JSON)” para usuarios que quieran editar el contenido directamente." title="Pestaña “Avanzado (JSON)” para usuarios que quieran editar el contenido directamente."/>
                   <wp:cNvGraphicFramePr>
                     <a:graphicFrameLocks xmlns:a="http://schemas.openxmlformats.org/drawingml/2006/main" noChangeAspect="1"/>
                   </wp:cNvGraphicFramePr>
@@ -2067,7 +2083,7 @@
                 <w:sz w:val="17"/>
                 <w:szCs w:val="17"/>
               </w:rPr>
-              <w:t xml:space="preserve">Pestaña JSON para editar el contenido directamente.</w:t>
+              <w:t xml:space="preserve">Pestaña “Avanzado (JSON)” para usuarios que quieran editar el contenido directamente.</w:t>
             </w:r>
           </w:p>
         </w:tc>
@@ -3592,6 +3608,463 @@
     </w:p>
     <w:p>
       <w:pPr>
+        <w:pStyle w:val="Heading2"/>
+        <w:pBdr>
+          <w:left w:val="single" w:color="6D28D9" w:sz="24" w:space="8"/>
+        </w:pBdr>
+        <w:ind w:left="180"/>
+      </w:pPr>
+      <w:r>
+        <w:rPr>
+          <w:rFonts w:ascii="Arial" w:cs="Arial" w:eastAsia="Arial" w:hAnsi="Arial"/>
+          <w:color w:val="6D28D9"/>
+        </w:rPr>
+        <w:t xml:space="preserve">3.10  </w:t>
+      </w:r>
+      <w:r>
+        <w:rPr>
+          <w:rFonts w:ascii="Arial" w:cs="Arial" w:eastAsia="Arial" w:hAnsi="Arial"/>
+        </w:rPr>
+        <w:t xml:space="preserve">Pensado para que lo use cualquier persona</w:t>
+      </w:r>
+    </w:p>
+    <w:p>
+      <w:pPr>
+        <w:spacing w:after="160" w:line="310"/>
+        <w:jc w:val="both"/>
+      </w:pPr>
+      <w:r>
+        <w:rPr>
+          <w:rFonts w:ascii="Arial" w:cs="Arial" w:eastAsia="Arial" w:hAnsi="Arial"/>
+          <w:color w:val="26232F"/>
+        </w:rPr>
+        <w:t xml:space="preserve">Como el objetivo del proyecto es que alguien </w:t>
+      </w:r>
+      <w:r>
+        <w:rPr>
+          <w:rFonts w:ascii="Arial" w:cs="Arial" w:eastAsia="Arial" w:hAnsi="Arial"/>
+          <w:b/>
+          <w:bCs/>
+          <w:color w:val="26232F"/>
+        </w:rPr>
+        <w:t xml:space="preserve">sin conocimientos de programación</w:t>
+      </w:r>
+      <w:r>
+        <w:rPr>
+          <w:rFonts w:ascii="Arial" w:cs="Arial" w:eastAsia="Arial" w:hAnsi="Arial"/>
+          <w:color w:val="26232F"/>
+        </w:rPr>
+        <w:t xml:space="preserve"> maneje la web, revisé el panel poniéndome en el lugar del dueño de un negocio y cambié todo lo que sonaba técnico:</w:t>
+      </w:r>
+    </w:p>
+    <w:p>
+      <w:pPr>
+        <w:pStyle w:val="ListParagraph"/>
+        <w:numPr>
+          <w:ilvl w:val="0"/>
+          <w:numId w:val="2"/>
+        </w:numPr>
+        <w:spacing w:after="90" w:line="300"/>
+      </w:pPr>
+      <w:r>
+        <w:rPr>
+          <w:rFonts w:ascii="Arial" w:cs="Arial" w:eastAsia="Arial" w:hAnsi="Arial"/>
+          <w:b/>
+          <w:bCs/>
+          <w:color w:val="26232F"/>
+        </w:rPr>
+        <w:t xml:space="preserve">Textos en lenguaje simple:</w:t>
+      </w:r>
+      <w:r>
+        <w:rPr>
+          <w:rFonts w:ascii="Arial" w:cs="Arial" w:eastAsia="Arial" w:hAnsi="Arial"/>
+          <w:color w:val="26232F"/>
+        </w:rPr>
+        <w:t xml:space="preserve"> cada sección explica arriba para qué sirve (por ejemplo, “Sube aquí las fotos de tu web. Después las eliges desde cada bloque”). Quité las rutas de la API que aparecían en el panel lateral y los nombres internos de los bloques: ahora dice “Portada” en vez de “hero”.</w:t>
+      </w:r>
+    </w:p>
+    <w:p>
+      <w:pPr>
+        <w:pStyle w:val="ListParagraph"/>
+        <w:numPr>
+          <w:ilvl w:val="0"/>
+          <w:numId w:val="2"/>
+        </w:numPr>
+        <w:spacing w:after="90" w:line="300"/>
+      </w:pPr>
+      <w:r>
+        <w:rPr>
+          <w:rFonts w:ascii="Arial" w:cs="Arial" w:eastAsia="Arial" w:hAnsi="Arial"/>
+          <w:b/>
+          <w:bCs/>
+          <w:color w:val="26232F"/>
+        </w:rPr>
+        <w:t xml:space="preserve">Botones con texto:</w:t>
+      </w:r>
+      <w:r>
+        <w:rPr>
+          <w:rFonts w:ascii="Arial" w:cs="Arial" w:eastAsia="Arial" w:hAnsi="Arial"/>
+          <w:color w:val="26232F"/>
+        </w:rPr>
+        <w:t xml:space="preserve"> las acciones principales dicen lo que hacen (“Contenido”, “Editar”, “Agregar bloque”, “Guardar cambios”). Los botones que solo tienen ícono (subir, bajar, borrar) muestran un texto al pasar el mouse, y borrar siempre pide confirmación.</w:t>
+      </w:r>
+    </w:p>
+    <w:p>
+      <w:pPr>
+        <w:pStyle w:val="ListParagraph"/>
+        <w:numPr>
+          <w:ilvl w:val="0"/>
+          <w:numId w:val="2"/>
+        </w:numPr>
+        <w:spacing w:after="90" w:line="300"/>
+      </w:pPr>
+      <w:r>
+        <w:rPr>
+          <w:rFonts w:ascii="Arial" w:cs="Arial" w:eastAsia="Arial" w:hAnsi="Arial"/>
+          <w:b/>
+          <w:bCs/>
+          <w:color w:val="26232F"/>
+        </w:rPr>
+        <w:t xml:space="preserve">Para qué sirve cada color:</w:t>
+      </w:r>
+      <w:r>
+        <w:rPr>
+          <w:rFonts w:ascii="Arial" w:cs="Arial" w:eastAsia="Arial" w:hAnsi="Arial"/>
+          <w:color w:val="26232F"/>
+        </w:rPr>
+        <w:t xml:space="preserve"> debajo de cada selector dice dónde se usa en la web (por ejemplo, Acento: “Botones principales y cinta animada”), junto con un consejo sobre el contraste entre el fondo y el texto.</w:t>
+      </w:r>
+    </w:p>
+    <w:p>
+      <w:pPr>
+        <w:pStyle w:val="ListParagraph"/>
+        <w:numPr>
+          <w:ilvl w:val="0"/>
+          <w:numId w:val="2"/>
+        </w:numPr>
+        <w:spacing w:after="90" w:line="300"/>
+      </w:pPr>
+      <w:r>
+        <w:rPr>
+          <w:rFonts w:ascii="Arial" w:cs="Arial" w:eastAsia="Arial" w:hAnsi="Arial"/>
+          <w:b/>
+          <w:bCs/>
+          <w:color w:val="26232F"/>
+        </w:rPr>
+        <w:t xml:space="preserve">Enlaces sin adivinar:</w:t>
+      </w:r>
+      <w:r>
+        <w:rPr>
+          <w:rFonts w:ascii="Arial" w:cs="Arial" w:eastAsia="Arial" w:hAnsi="Arial"/>
+          <w:color w:val="26232F"/>
+        </w:rPr>
+        <w:t xml:space="preserve"> al escribir el enlace de un botón aparece una lista con las páginas del sitio, así no hay que saber la dirección exacta.</w:t>
+      </w:r>
+    </w:p>
+    <w:p>
+      <w:pPr>
+        <w:pStyle w:val="ListParagraph"/>
+        <w:numPr>
+          <w:ilvl w:val="0"/>
+          <w:numId w:val="2"/>
+        </w:numPr>
+        <w:spacing w:after="90" w:line="300"/>
+      </w:pPr>
+      <w:r>
+        <w:rPr>
+          <w:rFonts w:ascii="Arial" w:cs="Arial" w:eastAsia="Arial" w:hAnsi="Arial"/>
+          <w:b/>
+          <w:bCs/>
+          <w:color w:val="26232F"/>
+        </w:rPr>
+        <w:t xml:space="preserve">Lo técnico, aparte:</w:t>
+      </w:r>
+      <w:r>
+        <w:rPr>
+          <w:rFonts w:ascii="Arial" w:cs="Arial" w:eastAsia="Arial" w:hAnsi="Arial"/>
+          <w:color w:val="26232F"/>
+        </w:rPr>
+        <w:t xml:space="preserve"> la edición en JSON quedó en una pestaña “Avanzado (JSON)”, y la dirección de una página se crea sola a partir del título.</w:t>
+      </w:r>
+    </w:p>
+    <w:p>
+      <w:pPr>
+        <w:pStyle w:val="ListParagraph"/>
+        <w:numPr>
+          <w:ilvl w:val="0"/>
+          <w:numId w:val="2"/>
+        </w:numPr>
+        <w:spacing w:after="90" w:line="300"/>
+      </w:pPr>
+      <w:r>
+        <w:rPr>
+          <w:rFonts w:ascii="Arial" w:cs="Arial" w:eastAsia="Arial" w:hAnsi="Arial"/>
+          <w:b/>
+          <w:bCs/>
+          <w:color w:val="26232F"/>
+        </w:rPr>
+        <w:t xml:space="preserve">Guía rápida</w:t>
+      </w:r>
+      <w:r>
+        <w:rPr>
+          <w:rFonts w:ascii="Arial" w:cs="Arial" w:eastAsia="Arial" w:hAnsi="Arial"/>
+          <w:color w:val="26232F"/>
+        </w:rPr>
+        <w:t xml:space="preserve"> en el dashboard y una guía completa del panel en el README.</w:t>
+      </w:r>
+    </w:p>
+    <w:p>
+      <w:pPr>
+        <w:keepNext/>
+        <w:spacing w:after="0" w:before="100"/>
+      </w:pPr>
+    </w:p>
+    <w:tbl>
+      <w:tblPr>
+        <w:tblW w:type="dxa" w:w="9638"/>
+        <w:jc w:val="center"/>
+        <w:tblBorders>
+          <w:top w:val="single" w:color="auto" w:sz="4"/>
+          <w:left w:val="single" w:color="auto" w:sz="4"/>
+          <w:bottom w:val="single" w:color="auto" w:sz="4"/>
+          <w:right w:val="single" w:color="auto" w:sz="4"/>
+          <w:insideH w:val="single" w:color="auto" w:sz="4"/>
+          <w:insideV w:val="single" w:color="auto" w:sz="4"/>
+        </w:tblBorders>
+      </w:tblPr>
+      <w:tblGrid>
+        <w:gridCol w:w="9638"/>
+      </w:tblGrid>
+      <w:tr>
+        <w:trPr>
+          <w:cantSplit/>
+        </w:trPr>
+        <w:tc>
+          <w:tcPr>
+            <w:tcW w:type="dxa" w:w="9638"/>
+            <w:tcBorders>
+              <w:top w:val="single" w:color="DCD3F5" w:sz="4"/>
+              <w:left w:val="single" w:color="DCD3F5" w:sz="4"/>
+              <w:bottom w:val="single" w:color="DCD3F5" w:sz="4"/>
+              <w:right w:val="single" w:color="DCD3F5" w:sz="4"/>
+            </w:tcBorders>
+            <w:shd w:fill="FAF8FF" w:val="clear"/>
+            <w:tcMar>
+              <w:top w:type="dxa" w:w="140"/>
+              <w:left w:type="dxa" w:w="120"/>
+              <w:bottom w:type="dxa" w:w="120"/>
+              <w:right w:type="dxa" w:w="120"/>
+            </w:tcMar>
+          </w:tcPr>
+          <w:p>
+            <w:pPr>
+              <w:keepNext/>
+              <w:spacing w:after="100"/>
+              <w:jc w:val="center"/>
+            </w:pPr>
+            <w:r>
+              <w:drawing>
+                <wp:inline distT="0" distB="0" distL="0" distR="0">
+                  <wp:extent cx="5048250" cy="3429000"/>
+                  <wp:effectExtent t="0" r="0" b="0" l="0"/>
+                  <wp:docPr id="1" name="fig18" descr="Al agregar un bloque, cada opción explica qué sección agrega." title="Al agregar un bloque, cada opción explica qué sección agrega."/>
+                  <wp:cNvGraphicFramePr>
+                    <a:graphicFrameLocks xmlns:a="http://schemas.openxmlformats.org/drawingml/2006/main" noChangeAspect="1"/>
+                  </wp:cNvGraphicFramePr>
+                  <a:graphic xmlns:a="http://schemas.openxmlformats.org/drawingml/2006/main">
+                    <a:graphicData uri="http://schemas.openxmlformats.org/drawingml/2006/picture">
+                      <pic:pic xmlns:pic="http://schemas.openxmlformats.org/drawingml/2006/picture">
+                        <pic:nvPicPr>
+                          <pic:cNvPr id="0" name="" descr=""/>
+                          <pic:cNvPicPr>
+                            <a:picLocks noChangeAspect="1" noChangeArrowheads="1"/>
+                          </pic:cNvPicPr>
+                        </pic:nvPicPr>
+                        <pic:blipFill>
+                          <a:blip r:embed="rId27" cstate="none"/>
+                          <a:srcRect/>
+                          <a:stretch>
+                            <a:fillRect/>
+                          </a:stretch>
+                        </pic:blipFill>
+                        <pic:spPr bwMode="auto">
+                          <a:xfrm>
+                            <a:off x="0" y="0"/>
+                            <a:ext cx="5048250" cy="3429000"/>
+                          </a:xfrm>
+                          <a:prstGeom prst="rect">
+                            <a:avLst/>
+                          </a:prstGeom>
+                        </pic:spPr>
+                      </pic:pic>
+                    </a:graphicData>
+                  </a:graphic>
+                </wp:inline>
+              </w:drawing>
+            </w:r>
+          </w:p>
+          <w:p>
+            <w:pPr>
+              <w:spacing w:after="0"/>
+              <w:jc w:val="center"/>
+            </w:pPr>
+            <w:r>
+              <w:rPr>
+                <w:rFonts w:ascii="Arial" w:cs="Arial" w:eastAsia="Arial" w:hAnsi="Arial"/>
+                <w:b/>
+                <w:bCs/>
+                <w:color w:val="6D28D9"/>
+                <w:spacing w:val="20"/>
+                <w:sz w:val="16"/>
+                <w:szCs w:val="16"/>
+              </w:rPr>
+              <w:t xml:space="preserve">FIGURA 18  </w:t>
+            </w:r>
+            <w:r>
+              <w:rPr>
+                <w:rFonts w:ascii="Arial" w:cs="Arial" w:eastAsia="Arial" w:hAnsi="Arial"/>
+                <w:color w:val="5B5870"/>
+                <w:sz w:val="17"/>
+                <w:szCs w:val="17"/>
+              </w:rPr>
+              <w:t xml:space="preserve">Al agregar un bloque, cada opción explica qué sección agrega.</w:t>
+            </w:r>
+          </w:p>
+        </w:tc>
+      </w:tr>
+    </w:tbl>
+    <w:p>
+      <w:pPr>
+        <w:spacing w:after="160"/>
+      </w:pPr>
+    </w:p>
+    <w:p>
+      <w:pPr>
+        <w:keepNext/>
+        <w:spacing w:after="0" w:before="100"/>
+      </w:pPr>
+    </w:p>
+    <w:tbl>
+      <w:tblPr>
+        <w:tblW w:type="dxa" w:w="9638"/>
+        <w:jc w:val="center"/>
+        <w:tblBorders>
+          <w:top w:val="single" w:color="auto" w:sz="4"/>
+          <w:left w:val="single" w:color="auto" w:sz="4"/>
+          <w:bottom w:val="single" w:color="auto" w:sz="4"/>
+          <w:right w:val="single" w:color="auto" w:sz="4"/>
+          <w:insideH w:val="single" w:color="auto" w:sz="4"/>
+          <w:insideV w:val="single" w:color="auto" w:sz="4"/>
+        </w:tblBorders>
+      </w:tblPr>
+      <w:tblGrid>
+        <w:gridCol w:w="9638"/>
+      </w:tblGrid>
+      <w:tr>
+        <w:trPr>
+          <w:cantSplit/>
+        </w:trPr>
+        <w:tc>
+          <w:tcPr>
+            <w:tcW w:type="dxa" w:w="9638"/>
+            <w:tcBorders>
+              <w:top w:val="single" w:color="DCD3F5" w:sz="4"/>
+              <w:left w:val="single" w:color="DCD3F5" w:sz="4"/>
+              <w:bottom w:val="single" w:color="DCD3F5" w:sz="4"/>
+              <w:right w:val="single" w:color="DCD3F5" w:sz="4"/>
+            </w:tcBorders>
+            <w:shd w:fill="FAF8FF" w:val="clear"/>
+            <w:tcMar>
+              <w:top w:type="dxa" w:w="140"/>
+              <w:left w:type="dxa" w:w="120"/>
+              <w:bottom w:type="dxa" w:w="120"/>
+              <w:right w:type="dxa" w:w="120"/>
+            </w:tcMar>
+          </w:tcPr>
+          <w:p>
+            <w:pPr>
+              <w:keepNext/>
+              <w:spacing w:after="100"/>
+              <w:jc w:val="center"/>
+            </w:pPr>
+            <w:r>
+              <w:drawing>
+                <wp:inline distT="0" distB="0" distL="0" distR="0">
+                  <wp:extent cx="5048250" cy="3429000"/>
+                  <wp:effectExtent t="0" r="0" b="0" l="0"/>
+                  <wp:docPr id="1" name="fig19" descr="Lista de páginas sugeridas al escribir el enlace de un botón." title="Lista de páginas sugeridas al escribir el enlace de un botón."/>
+                  <wp:cNvGraphicFramePr>
+                    <a:graphicFrameLocks xmlns:a="http://schemas.openxmlformats.org/drawingml/2006/main" noChangeAspect="1"/>
+                  </wp:cNvGraphicFramePr>
+                  <a:graphic xmlns:a="http://schemas.openxmlformats.org/drawingml/2006/main">
+                    <a:graphicData uri="http://schemas.openxmlformats.org/drawingml/2006/picture">
+                      <pic:pic xmlns:pic="http://schemas.openxmlformats.org/drawingml/2006/picture">
+                        <pic:nvPicPr>
+                          <pic:cNvPr id="0" name="" descr=""/>
+                          <pic:cNvPicPr>
+                            <a:picLocks noChangeAspect="1" noChangeArrowheads="1"/>
+                          </pic:cNvPicPr>
+                        </pic:nvPicPr>
+                        <pic:blipFill>
+                          <a:blip r:embed="rId28" cstate="none"/>
+                          <a:srcRect/>
+                          <a:stretch>
+                            <a:fillRect/>
+                          </a:stretch>
+                        </pic:blipFill>
+                        <pic:spPr bwMode="auto">
+                          <a:xfrm>
+                            <a:off x="0" y="0"/>
+                            <a:ext cx="5048250" cy="3429000"/>
+                          </a:xfrm>
+                          <a:prstGeom prst="rect">
+                            <a:avLst/>
+                          </a:prstGeom>
+                        </pic:spPr>
+                      </pic:pic>
+                    </a:graphicData>
+                  </a:graphic>
+                </wp:inline>
+              </w:drawing>
+            </w:r>
+          </w:p>
+          <w:p>
+            <w:pPr>
+              <w:spacing w:after="0"/>
+              <w:jc w:val="center"/>
+            </w:pPr>
+            <w:r>
+              <w:rPr>
+                <w:rFonts w:ascii="Arial" w:cs="Arial" w:eastAsia="Arial" w:hAnsi="Arial"/>
+                <w:b/>
+                <w:bCs/>
+                <w:color w:val="6D28D9"/>
+                <w:spacing w:val="20"/>
+                <w:sz w:val="16"/>
+                <w:szCs w:val="16"/>
+              </w:rPr>
+              <w:t xml:space="preserve">FIGURA 19  </w:t>
+            </w:r>
+            <w:r>
+              <w:rPr>
+                <w:rFonts w:ascii="Arial" w:cs="Arial" w:eastAsia="Arial" w:hAnsi="Arial"/>
+                <w:color w:val="5B5870"/>
+                <w:sz w:val="17"/>
+                <w:szCs w:val="17"/>
+              </w:rPr>
+              <w:t xml:space="preserve">Lista de páginas sugeridas al escribir el enlace de un botón.</w:t>
+            </w:r>
+          </w:p>
+        </w:tc>
+      </w:tr>
+    </w:tbl>
+    <w:p>
+      <w:pPr>
+        <w:spacing w:after="160"/>
+      </w:pPr>
+    </w:p>
+    <w:p>
+      <w:pPr>
         <w:pStyle w:val="Heading1"/>
         <w:pBdr>
           <w:bottom w:val="single" w:color="DCD3F5" w:sz="6" w:space="6"/>
@@ -4090,7 +4563,7 @@
                 <w:sz w:val="19"/>
                 <w:szCs w:val="19"/>
               </w:rPr>
-              <w:t xml:space="preserve">JSON con error en la pestaña JSON</w:t>
+              <w:t xml:space="preserve">JSON con error en la pestaña Avanzado</w:t>
             </w:r>
           </w:p>
         </w:tc>
@@ -4195,7 +4668,7 @@
                 <w:sz w:val="19"/>
                 <w:szCs w:val="19"/>
               </w:rPr>
-              <w:t xml:space="preserve">Ocultar y reordenar bloques</w:t>
+              <w:t xml:space="preserve">Usuario nuevo sigue la guía rápida</w:t>
             </w:r>
           </w:p>
         </w:tc>
@@ -4227,7 +4700,7 @@
                 <w:sz w:val="19"/>
                 <w:szCs w:val="19"/>
               </w:rPr>
-              <w:t xml:space="preserve">Cambia el orden en la web</w:t>
+              <w:t xml:space="preserve">Llega a cada sección con un clic</w:t>
             </w:r>
           </w:p>
         </w:tc>
@@ -4300,7 +4773,7 @@
                 <w:sz w:val="19"/>
                 <w:szCs w:val="19"/>
               </w:rPr>
-              <w:t xml:space="preserve">Crear un submenú</w:t>
+              <w:t xml:space="preserve">Ocultar y reordenar bloques</w:t>
             </w:r>
           </w:p>
         </w:tc>
@@ -4332,7 +4805,7 @@
                 <w:sz w:val="19"/>
                 <w:szCs w:val="19"/>
               </w:rPr>
-              <w:t xml:space="preserve">Aparece dentro del padre en la web</w:t>
+              <w:t xml:space="preserve">Cambia el orden en la web</w:t>
             </w:r>
           </w:p>
         </w:tc>
@@ -4405,7 +4878,7 @@
                 <w:sz w:val="19"/>
                 <w:szCs w:val="19"/>
               </w:rPr>
-              <w:t xml:space="preserve">Cambiar colores y guardar</w:t>
+              <w:t xml:space="preserve">Crear un submenú</w:t>
             </w:r>
           </w:p>
         </w:tc>
@@ -4437,7 +4910,7 @@
                 <w:sz w:val="19"/>
                 <w:szCs w:val="19"/>
               </w:rPr>
-              <w:t xml:space="preserve">La web usa los nuevos colores</w:t>
+              <w:t xml:space="preserve">Aparece dentro del padre en la web</w:t>
             </w:r>
           </w:p>
         </w:tc>
@@ -4510,7 +4983,7 @@
                 <w:sz w:val="19"/>
                 <w:szCs w:val="19"/>
               </w:rPr>
-              <w:t xml:space="preserve">Panel a 375 px de ancho</w:t>
+              <w:t xml:space="preserve">Cambiar colores y guardar</w:t>
             </w:r>
           </w:p>
         </w:tc>
@@ -4542,7 +5015,7 @@
                 <w:sz w:val="19"/>
                 <w:szCs w:val="19"/>
               </w:rPr>
-              <w:t xml:space="preserve">Menú colapsado, sin desborde</w:t>
+              <w:t xml:space="preserve">La web usa los nuevos colores</w:t>
             </w:r>
           </w:p>
         </w:tc>
@@ -4615,7 +5088,7 @@
                 <w:sz w:val="19"/>
                 <w:szCs w:val="19"/>
               </w:rPr>
-              <w:t xml:space="preserve">Consola del navegador</w:t>
+              <w:t xml:space="preserve">Panel a 375 px de ancho</w:t>
             </w:r>
           </w:p>
         </w:tc>
@@ -4647,7 +5120,7 @@
                 <w:sz w:val="19"/>
                 <w:szCs w:val="19"/>
               </w:rPr>
-              <w:t xml:space="preserve">Sin errores de JavaScript</w:t>
+              <w:t xml:space="preserve">Menú colapsado, sin desborde</w:t>
             </w:r>
           </w:p>
         </w:tc>
@@ -4661,6 +5134,111 @@
               <w:right w:val="none" w:color="FFFFFF" w:sz="0"/>
             </w:tcBorders>
             <w:shd w:fill="FFFFFF" w:val="clear"/>
+            <w:tcMar>
+              <w:top w:type="dxa" w:w="90"/>
+              <w:left w:type="dxa" w:w="140"/>
+              <w:bottom w:type="dxa" w:w="90"/>
+              <w:right w:type="dxa" w:w="140"/>
+            </w:tcMar>
+          </w:tcPr>
+          <w:p>
+            <w:pPr>
+              <w:spacing w:after="0" w:line="270"/>
+            </w:pPr>
+            <w:r>
+              <w:rPr>
+                <w:rFonts w:ascii="Arial" w:cs="Arial" w:eastAsia="Arial" w:hAnsi="Arial"/>
+                <w:b/>
+                <w:bCs/>
+                <w:color w:val="15803D"/>
+                <w:sz w:val="19"/>
+                <w:szCs w:val="19"/>
+              </w:rPr>
+              <w:t xml:space="preserve">✔ Correcto</w:t>
+            </w:r>
+          </w:p>
+        </w:tc>
+      </w:tr>
+      <w:tr>
+        <w:trPr>
+          <w:cantSplit/>
+        </w:trPr>
+        <w:tc>
+          <w:tcPr>
+            <w:tcW w:type="dxa" w:w="3600"/>
+            <w:tcBorders>
+              <w:top w:val="none" w:color="FFFFFF" w:sz="0"/>
+              <w:left w:val="none" w:color="FFFFFF" w:sz="0"/>
+              <w:bottom w:val="single" w:color="DCD3F5" w:sz="4"/>
+              <w:right w:val="none" w:color="FFFFFF" w:sz="0"/>
+            </w:tcBorders>
+            <w:shd w:fill="FAF8FF" w:val="clear"/>
+            <w:tcMar>
+              <w:top w:type="dxa" w:w="90"/>
+              <w:left w:type="dxa" w:w="140"/>
+              <w:bottom w:type="dxa" w:w="90"/>
+              <w:right w:type="dxa" w:w="140"/>
+            </w:tcMar>
+          </w:tcPr>
+          <w:p>
+            <w:pPr>
+              <w:spacing w:after="0" w:line="270"/>
+            </w:pPr>
+            <w:r>
+              <w:rPr>
+                <w:rFonts w:ascii="Arial" w:cs="Arial" w:eastAsia="Arial" w:hAnsi="Arial"/>
+                <w:b/>
+                <w:bCs/>
+                <w:color w:val="13111C"/>
+                <w:sz w:val="19"/>
+                <w:szCs w:val="19"/>
+              </w:rPr>
+              <w:t xml:space="preserve">Consola del navegador</w:t>
+            </w:r>
+          </w:p>
+        </w:tc>
+        <w:tc>
+          <w:tcPr>
+            <w:tcW w:type="dxa" w:w="4038"/>
+            <w:tcBorders>
+              <w:top w:val="none" w:color="FFFFFF" w:sz="0"/>
+              <w:left w:val="none" w:color="FFFFFF" w:sz="0"/>
+              <w:bottom w:val="single" w:color="DCD3F5" w:sz="4"/>
+              <w:right w:val="none" w:color="FFFFFF" w:sz="0"/>
+            </w:tcBorders>
+            <w:shd w:fill="FAF8FF" w:val="clear"/>
+            <w:tcMar>
+              <w:top w:type="dxa" w:w="90"/>
+              <w:left w:type="dxa" w:w="140"/>
+              <w:bottom w:type="dxa" w:w="90"/>
+              <w:right w:type="dxa" w:w="140"/>
+            </w:tcMar>
+          </w:tcPr>
+          <w:p>
+            <w:pPr>
+              <w:spacing w:after="0" w:line="270"/>
+            </w:pPr>
+            <w:r>
+              <w:rPr>
+                <w:rFonts w:ascii="Arial" w:cs="Arial" w:eastAsia="Arial" w:hAnsi="Arial"/>
+                <w:color w:val="26232F"/>
+                <w:sz w:val="19"/>
+                <w:szCs w:val="19"/>
+              </w:rPr>
+              <w:t xml:space="preserve">Sin errores de JavaScript</w:t>
+            </w:r>
+          </w:p>
+        </w:tc>
+        <w:tc>
+          <w:tcPr>
+            <w:tcW w:type="dxa" w:w="2000"/>
+            <w:tcBorders>
+              <w:top w:val="none" w:color="FFFFFF" w:sz="0"/>
+              <w:left w:val="none" w:color="FFFFFF" w:sz="0"/>
+              <w:bottom w:val="single" w:color="DCD3F5" w:sz="4"/>
+              <w:right w:val="none" w:color="FFFFFF" w:sz="0"/>
+            </w:tcBorders>
+            <w:shd w:fill="FAF8FF" w:val="clear"/>
             <w:tcMar>
               <w:top w:type="dxa" w:w="90"/>
               <w:left w:type="dxa" w:w="140"/>
@@ -5172,7 +5750,7 @@
                 <w:sz w:val="19"/>
                 <w:szCs w:val="19"/>
               </w:rPr>
-              <w:t xml:space="preserve">Escribir JSON a mano es difícil para un usuario normal.</w:t>
+              <w:t xml:space="preserve">Al agregar la descripción de cada bloque en la lista, en el celular la fila se salía de la pantalla.</w:t>
             </w:r>
           </w:p>
         </w:tc>
@@ -5186,6 +5764,94 @@
               <w:right w:val="none" w:color="FFFFFF" w:sz="0"/>
             </w:tcBorders>
             <w:shd w:fill="FFFFFF" w:val="clear"/>
+            <w:tcMar>
+              <w:top w:type="dxa" w:w="90"/>
+              <w:left w:type="dxa" w:w="140"/>
+              <w:bottom w:type="dxa" w:w="90"/>
+              <w:right w:type="dxa" w:w="140"/>
+            </w:tcMar>
+          </w:tcPr>
+          <w:p>
+            <w:pPr>
+              <w:spacing w:after="0" w:line="270"/>
+            </w:pPr>
+            <w:r>
+              <w:rPr>
+                <w:rFonts w:ascii="Arial" w:cs="Arial" w:eastAsia="Arial" w:hAnsi="Arial"/>
+                <w:color w:val="26232F"/>
+                <w:sz w:val="19"/>
+                <w:szCs w:val="19"/>
+              </w:rPr>
+              <w:t xml:space="preserve">La lista usa </w:t>
+            </w:r>
+            <w:r>
+              <w:rPr>
+                <w:rFonts w:ascii="Consolas" w:cs="Consolas" w:eastAsia="Consolas" w:hAnsi="Consolas"/>
+                <w:color w:val="26232F"/>
+                <w:sz w:val="19"/>
+                <w:szCs w:val="19"/>
+                <w:shd w:fill="F3EEFF" w:val="clear"/>
+              </w:rPr>
+              <w:t xml:space="preserve">grid-template-columns: minmax(0, 1fr)</w:t>
+            </w:r>
+            <w:r>
+              <w:rPr>
+                <w:rFonts w:ascii="Arial" w:cs="Arial" w:eastAsia="Arial" w:hAnsi="Arial"/>
+                <w:color w:val="26232F"/>
+                <w:sz w:val="19"/>
+                <w:szCs w:val="19"/>
+              </w:rPr>
+              <w:t xml:space="preserve"> para que el texto largo se corte con “…” en vez de empujar el ancho.</w:t>
+            </w:r>
+          </w:p>
+        </w:tc>
+      </w:tr>
+      <w:tr>
+        <w:trPr>
+          <w:cantSplit/>
+        </w:trPr>
+        <w:tc>
+          <w:tcPr>
+            <w:tcW w:type="dxa" w:w="4300"/>
+            <w:tcBorders>
+              <w:top w:val="none" w:color="FFFFFF" w:sz="0"/>
+              <w:left w:val="none" w:color="FFFFFF" w:sz="0"/>
+              <w:bottom w:val="single" w:color="DCD3F5" w:sz="4"/>
+              <w:right w:val="none" w:color="FFFFFF" w:sz="0"/>
+            </w:tcBorders>
+            <w:shd w:fill="FAF8FF" w:val="clear"/>
+            <w:tcMar>
+              <w:top w:type="dxa" w:w="90"/>
+              <w:left w:type="dxa" w:w="140"/>
+              <w:bottom w:type="dxa" w:w="90"/>
+              <w:right w:type="dxa" w:w="140"/>
+            </w:tcMar>
+          </w:tcPr>
+          <w:p>
+            <w:pPr>
+              <w:spacing w:after="0" w:line="270"/>
+            </w:pPr>
+            <w:r>
+              <w:rPr>
+                <w:rFonts w:ascii="Arial" w:cs="Arial" w:eastAsia="Arial" w:hAnsi="Arial"/>
+                <w:color w:val="26232F"/>
+                <w:sz w:val="19"/>
+                <w:szCs w:val="19"/>
+              </w:rPr>
+              <w:t xml:space="preserve">Escribir JSON a mano es difícil para un usuario normal.</w:t>
+            </w:r>
+          </w:p>
+        </w:tc>
+        <w:tc>
+          <w:tcPr>
+            <w:tcW w:type="dxa" w:w="5338"/>
+            <w:tcBorders>
+              <w:top w:val="none" w:color="FFFFFF" w:sz="0"/>
+              <w:left w:val="none" w:color="FFFFFF" w:sz="0"/>
+              <w:bottom w:val="single" w:color="DCD3F5" w:sz="4"/>
+              <w:right w:val="none" w:color="FFFFFF" w:sz="0"/>
+            </w:tcBorders>
+            <w:shd w:fill="FAF8FF" w:val="clear"/>
             <w:tcMar>
               <w:top w:type="dxa" w:w="90"/>
               <w:left w:type="dxa" w:w="140"/>

--- a/docs/informes/Informe_Semana_3_Panel.docx
+++ b/docs/informes/Informe_Semana_3_Panel.docx
@@ -323,7 +323,7 @@
                 <w:sz w:val="22"/>
                 <w:szCs w:val="22"/>
               </w:rPr>
-              <w:t xml:space="preserve">Mizuno</w:t>
+              <w:t xml:space="preserve">Moises Palomino Sanchez</w:t>
             </w:r>
           </w:p>
         </w:tc>
@@ -384,7 +384,7 @@
                 <w:sz w:val="22"/>
                 <w:szCs w:val="22"/>
               </w:rPr>
-              <w:t xml:space="preserve"/>
+              <w:t xml:space="preserve">David Arturo Malpartida Calixto</w:t>
             </w:r>
           </w:p>
         </w:tc>
@@ -665,7 +665,7 @@
                 <w:rFonts w:ascii="Arial" w:cs="Arial" w:eastAsia="Arial" w:hAnsi="Arial"/>
                 <w:color w:val="26232F"/>
               </w:rPr>
-              <w:t xml:space="preserve">En la tercera semana construí el panel de control (backoffice), que consume la API de la semana 2. Tenía que ser responsive y permitir a alguien sin conocimientos de programación cambiar los colores y el logo, ordenar el menú y editar el contenido de cada bloque.</w:t>
+              <w:t xml:space="preserve">En la tercera semana construí el panel de control, que es donde el dueño de la web hace sus cambios. El panel usa la API que terminé la semana pasada, tenía que verse bien en celular y, sobre todo, tenía que poder usarlo alguien que no sabe programar: cambiar colores y logo, ordenar el menú y editar el contenido de cada bloque.</w:t>
             </w:r>
           </w:p>
         </w:tc>
@@ -705,7 +705,7 @@
           <w:rFonts w:ascii="Arial" w:cs="Arial" w:eastAsia="Arial" w:hAnsi="Arial"/>
           <w:color w:val="26232F"/>
         </w:rPr>
-        <w:t xml:space="preserve">Antes de programar definí el estilo visual. Combiné tres ideas: el fondo de </w:t>
+        <w:t xml:space="preserve">Antes de programar definí cómo se iba a ver. Quería que tuviera personalidad y que combinara con la marca, así que mezclé tres estilos: el fondo de </w:t>
       </w:r>
       <w:r>
         <w:rPr>
@@ -721,7 +721,7 @@
           <w:rFonts w:ascii="Arial" w:cs="Arial" w:eastAsia="Arial" w:hAnsi="Arial"/>
           <w:color w:val="26232F"/>
         </w:rPr>
-        <w:t xml:space="preserve"> de la marca Pixela (estrellas y nebulosas en morado y cian), el </w:t>
+        <w:t xml:space="preserve"> de Pixela (estrellas y nebulosas en morado y cian), el </w:t>
       </w:r>
       <w:r>
         <w:rPr>
@@ -737,7 +737,7 @@
           <w:rFonts w:ascii="Arial" w:cs="Arial" w:eastAsia="Arial" w:hAnsi="Arial"/>
           <w:color w:val="26232F"/>
         </w:rPr>
-        <w:t xml:space="preserve"> (bordes gruesos, sombras duras desplazadas y tarjetas de colores pastel) y un </w:t>
+        <w:t xml:space="preserve"> (bordes gruesos, sombras duras y tarjetas de colores pastel) y un </w:t>
       </w:r>
       <w:r>
         <w:rPr>
@@ -746,14 +746,14 @@
           <w:bCs/>
           <w:color w:val="26232F"/>
         </w:rPr>
-        <w:t xml:space="preserve">minimalismo oscuro</w:t>
-      </w:r>
-      <w:r>
-        <w:rPr>
-          <w:rFonts w:ascii="Arial" w:cs="Arial" w:eastAsia="Arial" w:hAnsi="Arial"/>
-          <w:color w:val="26232F"/>
-        </w:rPr>
-        <w:t xml:space="preserve"> con un solo color de acento, el verde lima </w:t>
+        <w:t xml:space="preserve">estilo oscuro y minimalista</w:t>
+      </w:r>
+      <w:r>
+        <w:rPr>
+          <w:rFonts w:ascii="Arial" w:cs="Arial" w:eastAsia="Arial" w:hAnsi="Arial"/>
+          <w:color w:val="26232F"/>
+        </w:rPr>
+        <w:t xml:space="preserve"> con un solo color fuerte, el verde lima </w:t>
       </w:r>
       <w:r>
         <w:rPr>
@@ -770,7 +770,7 @@
           <w:rFonts w:ascii="Arial" w:cs="Arial" w:eastAsia="Arial" w:hAnsi="Arial"/>
           <w:color w:val="26232F"/>
         </w:rPr>
-        <w:t xml:space="preserve">. También usé la pantalla dividida en el login, el dashboard con menú lateral y un panel deslizante (drawer) para los formularios de edición.</w:t>
+        <w:t xml:space="preserve">. Para la estructura usé un login con la pantalla dividida en dos, un dashboard con menú lateral y un panel que se desliza desde la derecha (drawer) para los formularios.</w:t>
       </w:r>
     </w:p>
     <w:p>
@@ -829,7 +829,7 @@
           <w:rFonts w:ascii="Arial" w:cs="Arial" w:eastAsia="Arial" w:hAnsi="Arial"/>
           <w:color w:val="26232F"/>
         </w:rPr>
-        <w:t xml:space="preserve">El login muestra a la izquierda la marca y los pasos del sistema, y a la derecha el formulario. Envía los datos a </w:t>
+        <w:t xml:space="preserve">El login tiene la marca y una pequeña explicación del sistema a la izquierda, y el formulario a la derecha. Los datos se envían a </w:t>
       </w:r>
       <w:r>
         <w:rPr>
@@ -863,7 +863,7 @@
           <w:rFonts w:ascii="Arial" w:cs="Arial" w:eastAsia="Arial" w:hAnsi="Arial"/>
           <w:color w:val="26232F"/>
         </w:rPr>
-        <w:t xml:space="preserve">, y si son incorrectos muestra el mensaje sin recargar la página. También avisa cuando la sesión expiró o cuando el usuario cerró sesión. Se puede llegar al login desde la web pública con el botón </w:t>
+        <w:t xml:space="preserve">, así que si la contraseña está mal el mensaje aparece al momento, sin recargar la página. También avisa si la sesión venció o si el usuario acaba de cerrar sesión. Para llegar aquí no hace falta escribir la dirección: en la web pública hay un botón </w:t>
       </w:r>
       <w:r>
         <w:rPr>
@@ -879,7 +879,7 @@
           <w:rFonts w:ascii="Arial" w:cs="Arial" w:eastAsia="Arial" w:hAnsi="Arial"/>
           <w:color w:val="26232F"/>
         </w:rPr>
-        <w:t xml:space="preserve"> del menú, sin escribir la dirección del panel.</w:t>
+        <w:t xml:space="preserve"> en el menú.</w:t>
       </w:r>
     </w:p>
     <w:p>
@@ -1164,7 +1164,7 @@
           <w:rFonts w:ascii="Arial" w:cs="Arial" w:eastAsia="Arial" w:hAnsi="Arial"/>
           <w:color w:val="26232F"/>
         </w:rPr>
-        <w:t xml:space="preserve">El panel tiene </w:t>
+        <w:t xml:space="preserve">Me preocupaba que alguien pudiera entrar al panel solo adivinando la dirección, así que le puse </w:t>
       </w:r>
       <w:r>
         <w:rPr>
@@ -1197,7 +1197,7 @@
           <w:rFonts w:ascii="Arial" w:cs="Arial" w:eastAsia="Arial" w:hAnsi="Arial"/>
           <w:color w:val="26232F"/>
         </w:rPr>
-        <w:t xml:space="preserve"> valida el JWT de la cookie en el servidor antes de mostrar cualquier cosa; si no hay sesión válida, redirige al login, así que no basta con adivinar la URL. Segundo, cada petición a la API vuelve a validar el token y el rol. Si la sesión vence mientras se usa el panel, la API responde 401 y el panel lleva al login. En la barra lateral hay un contador con el tiempo que queda de sesión.</w:t>
+        <w:t xml:space="preserve"> revisa el JWT de la cookie en el servidor antes de mostrar cualquier cosa; si no hay una sesión válida, manda al login. Segundo, cada petición que hace el panel a la API vuelve a revisar el token y el rol. Si la sesión vence en medio del trabajo, la API responde 401 y el panel lleva al login con un aviso. En el menú lateral se ve un contador con el tiempo que le queda a la sesión.</w:t>
       </w:r>
     </w:p>
     <w:p>
@@ -1226,7 +1226,7 @@
           <w:rFonts w:ascii="Arial" w:cs="Arial" w:eastAsia="Arial" w:hAnsi="Arial"/>
           <w:color w:val="26232F"/>
         </w:rPr>
-        <w:t xml:space="preserve"> puede gestionar el contenido, pero no ve la sección “Colores y logo”. Aunque intentara llamar a la API directamente, recibiría un 403.</w:t>
+        <w:t xml:space="preserve"> puede manejar todo el contenido, pero no ve la sección “Colores y logo”. Y aunque intentara cambiar los colores llamando a la API directamente, recibiría un 403.</w:t>
       </w:r>
     </w:p>
     <w:p>
@@ -1261,7 +1261,7 @@
           <w:rFonts w:ascii="Arial" w:cs="Arial" w:eastAsia="Arial" w:hAnsi="Arial"/>
           <w:color w:val="26232F"/>
         </w:rPr>
-        <w:t xml:space="preserve">El dashboard empieza con una </w:t>
+        <w:t xml:space="preserve">Lo primero que aparece al entrar es una </w:t>
       </w:r>
       <w:r>
         <w:rPr>
@@ -1277,7 +1277,7 @@
           <w:rFonts w:ascii="Arial" w:cs="Arial" w:eastAsia="Arial" w:hAnsi="Arial"/>
           <w:color w:val="26232F"/>
         </w:rPr>
-        <w:t xml:space="preserve"> de 4 pasos (cambiar colores y logo, editar la portada, ordenar el menú y ver la web), cada uno con un enlace directo. Debajo hay tarjetas con los totales (páginas, bloques, ítems de menú y mensajes sin leer), la lista de páginas y una vista previa de los colores actuales del sitio.</w:t>
+        <w:t xml:space="preserve"> con 4 pasos: cambiar colores y logo, editar la portada, ordenar el menú y ver cómo quedó la web. Cada paso es un botón que lleva directo a esa sección. Debajo están las tarjetas con los totales (páginas, bloques, ítems del menú y mensajes sin leer), la lista de páginas y una vista previa con los colores actuales.</w:t>
       </w:r>
     </w:p>
     <w:p>
@@ -1424,7 +1424,7 @@
         <w:rPr>
           <w:rFonts w:ascii="Arial" w:cs="Arial" w:eastAsia="Arial" w:hAnsi="Arial"/>
         </w:rPr>
-        <w:t xml:space="preserve">Páginas y bloques (inyección de datos)</w:t>
+        <w:t xml:space="preserve">Páginas y bloques</w:t>
       </w:r>
     </w:p>
     <w:p>
@@ -1437,7 +1437,23 @@
           <w:rFonts w:ascii="Arial" w:cs="Arial" w:eastAsia="Arial" w:hAnsi="Arial"/>
           <w:color w:val="26232F"/>
         </w:rPr>
-        <w:t xml:space="preserve">En “Páginas y bloques” se pueden crear páginas, publicarlas u ocultarlas y entrar a cada una para ver sus bloques. Cada bloque se puede subir o bajar, ocultar, editar o borrar. El panel funciona como una aplicación de una sola página: solo se actualiza la sección que cambia y no se recarga todo.</w:t>
+        <w:t xml:space="preserve">En “Páginas y bloques” se crean páginas, se publican u ocultan, y con el botón </w:t>
+      </w:r>
+      <w:r>
+        <w:rPr>
+          <w:rFonts w:ascii="Arial" w:cs="Arial" w:eastAsia="Arial" w:hAnsi="Arial"/>
+          <w:b/>
+          <w:bCs/>
+          <w:color w:val="26232F"/>
+        </w:rPr>
+        <w:t xml:space="preserve">Contenido</w:t>
+      </w:r>
+      <w:r>
+        <w:rPr>
+          <w:rFonts w:ascii="Arial" w:cs="Arial" w:eastAsia="Arial" w:hAnsi="Arial"/>
+          <w:color w:val="26232F"/>
+        </w:rPr>
+        <w:t xml:space="preserve"> se entra a ver los bloques de cada una. Cada bloque se puede subir, bajar, ocultar, editar o borrar. El panel funciona como una aplicación de una sola página: cuando cambias algo, solo se actualiza esa parte y no se recarga todo.</w:t>
       </w:r>
     </w:p>
     <w:p>
@@ -1494,7 +1510,7 @@
                 <wp:inline distT="0" distB="0" distL="0" distR="0">
                   <wp:extent cx="5048250" cy="3429000"/>
                   <wp:effectExtent t="0" r="0" b="0" l="0"/>
-                  <wp:docPr id="1" name="fig4" descr="Lista de páginas con su ruta, cantidad de bloques y estado." title="Lista de páginas con su ruta, cantidad de bloques y estado."/>
+                  <wp:docPr id="1" name="fig4" descr="Lista de páginas con su dirección, cantidad de bloques y estado." title="Lista de páginas con su dirección, cantidad de bloques y estado."/>
                   <wp:cNvGraphicFramePr>
                     <a:graphicFrameLocks xmlns:a="http://schemas.openxmlformats.org/drawingml/2006/main" noChangeAspect="1"/>
                   </wp:cNvGraphicFramePr>
@@ -1554,7 +1570,7 @@
                 <w:sz w:val="17"/>
                 <w:szCs w:val="17"/>
               </w:rPr>
-              <w:t xml:space="preserve">Lista de páginas con su ruta, cantidad de bloques y estado.</w:t>
+              <w:t xml:space="preserve">Lista de páginas con su dirección, cantidad de bloques y estado.</w:t>
             </w:r>
           </w:p>
         </w:tc>
@@ -1700,7 +1716,7 @@
           <w:rFonts w:ascii="Arial" w:cs="Arial" w:eastAsia="Arial" w:hAnsi="Arial"/>
           <w:color w:val="26232F"/>
         </w:rPr>
-        <w:t xml:space="preserve">Para editar un bloque se abre un drawer con un </w:t>
+        <w:t xml:space="preserve">Al pulsar </w:t>
       </w:r>
       <w:r>
         <w:rPr>
@@ -1709,6 +1725,22 @@
           <w:bCs/>
           <w:color w:val="26232F"/>
         </w:rPr>
+        <w:t xml:space="preserve">Editar</w:t>
+      </w:r>
+      <w:r>
+        <w:rPr>
+          <w:rFonts w:ascii="Arial" w:cs="Arial" w:eastAsia="Arial" w:hAnsi="Arial"/>
+          <w:color w:val="26232F"/>
+        </w:rPr>
+        <w:t xml:space="preserve"> se abre el panel lateral con un </w:t>
+      </w:r>
+      <w:r>
+        <w:rPr>
+          <w:rFonts w:ascii="Arial" w:cs="Arial" w:eastAsia="Arial" w:hAnsi="Arial"/>
+          <w:b/>
+          <w:bCs/>
+          <w:color w:val="26232F"/>
+        </w:rPr>
         <w:t xml:space="preserve">formulario que cambia según el tipo de bloque</w:t>
       </w:r>
       <w:r>
@@ -1716,7 +1748,7 @@
           <w:rFonts w:ascii="Arial" w:cs="Arial" w:eastAsia="Arial" w:hAnsi="Arial"/>
           <w:color w:val="26232F"/>
         </w:rPr>
-        <w:t xml:space="preserve">: el hero tiene título, texto y botones; servicios tiene una lista de tarjetas que se pueden agregar o quitar; planes tiene precios y características, etc. Así el usuario no tiene que escribir JSON. Para usuarios avanzados hay una pestaña JSON que valida el contenido antes de guardar.</w:t>
+        <w:t xml:space="preserve">. La portada pide título, texto y botones; servicios tiene una lista de tarjetas que se pueden agregar o quitar; planes pide precios y lo que incluye cada uno. De esta forma nadie tiene que escribir JSON. Igual dejé una pestaña “Avanzado (JSON)” para quien sepa usarla, y antes de guardar revisa que el JSON esté bien escrito.</w:t>
       </w:r>
     </w:p>
     <w:p>
@@ -1773,7 +1805,7 @@
                 <wp:inline distT="0" distB="0" distL="0" distR="0">
                   <wp:extent cx="5048250" cy="3429000"/>
                   <wp:effectExtent t="0" r="0" b="0" l="0"/>
-                  <wp:docPr id="1" name="fig6" descr="Drawer de edición del bloque hero con formulario según su tipo." title="Drawer de edición del bloque hero con formulario según su tipo."/>
+                  <wp:docPr id="1" name="fig6" descr="Edición de la portada con un formulario según el tipo de bloque." title="Edición de la portada con un formulario según el tipo de bloque."/>
                   <wp:cNvGraphicFramePr>
                     <a:graphicFrameLocks xmlns:a="http://schemas.openxmlformats.org/drawingml/2006/main" noChangeAspect="1"/>
                   </wp:cNvGraphicFramePr>
@@ -1833,7 +1865,7 @@
                 <w:sz w:val="17"/>
                 <w:szCs w:val="17"/>
               </w:rPr>
-              <w:t xml:space="preserve">Drawer de edición del bloque hero con formulario según su tipo.</w:t>
+              <w:t xml:space="preserve">Edición de la portada con un formulario según el tipo de bloque.</w:t>
             </w:r>
           </w:p>
         </w:tc>
@@ -2280,7 +2312,7 @@
           <w:rFonts w:ascii="Arial" w:cs="Arial" w:eastAsia="Arial" w:hAnsi="Arial"/>
           <w:color w:val="26232F"/>
         </w:rPr>
-        <w:t xml:space="preserve">El gestor de menús muestra los ítems con sus submenús. Se puede crear un ítem que apunte a una página o a una URL, ponerlo dentro de otro como submenú, moverlo con las flechas, ocultarlo o borrarlo. El orden se guarda en la base de datos y la web lo muestra al instante.</w:t>
+        <w:t xml:space="preserve">En el gestor de menús se ven los ítems con sus submenús. Se puede crear un ítem que lleve a una página o a un enlace, meterlo dentro de otro como submenú, moverlo con las flechas, ocultarlo o borrarlo. El orden se guarda en la base de datos y la web lo muestra apenas se recarga.</w:t>
       </w:r>
     </w:p>
     <w:p>
@@ -2565,7 +2597,7 @@
           <w:rFonts w:ascii="Arial" w:cs="Arial" w:eastAsia="Arial" w:hAnsi="Arial"/>
           <w:color w:val="26232F"/>
         </w:rPr>
-        <w:t xml:space="preserve">En “Imágenes” se pueden subir archivos arrastrándolos o con un clic. Cada imagen muestra su tamaño original y las versiones generadas, y se le puede poner un texto alternativo. Desde los formularios de bloques y de configuración se abre un selector para elegir una imagen de esta biblioteca. Al instalar, la biblioteca ya trae las imágenes de ejemplo de las plantillas y del portafolio.</w:t>
+        <w:t xml:space="preserve">En “Imágenes” se suben las fotos arrastrándolas al recuadro o con un clic. Cada imagen muestra su tamaño original y las versiones que se crearon, y se le puede poner un texto alternativo. Luego, desde cualquier bloque o desde la configuración, se abre un selector para elegir una foto de esta biblioteca. Al instalar, la biblioteca ya trae las imágenes de ejemplo de las plantillas y del portafolio.</w:t>
       </w:r>
     </w:p>
     <w:p>
@@ -2725,7 +2757,7 @@
           <w:rFonts w:ascii="Arial" w:cs="Arial" w:eastAsia="Arial" w:hAnsi="Arial"/>
           <w:color w:val="26232F"/>
         </w:rPr>
-        <w:t xml:space="preserve">La sección “Colores y logo” (solo admin) tiene un selector de color y un campo HEX para cada uno de los 5 colores (primario, secundario, acento, fondo y texto), con una </w:t>
+        <w:t xml:space="preserve">La sección “Colores y logo” es solo para el administrador. Tiene un selector de color y un campo HEX para cada uno de los 5 colores (primario, secundario, acento, fondo y texto), y al lado una </w:t>
       </w:r>
       <w:r>
         <w:rPr>
@@ -2741,7 +2773,7 @@
           <w:rFonts w:ascii="Arial" w:cs="Arial" w:eastAsia="Arial" w:hAnsi="Arial"/>
           <w:color w:val="26232F"/>
         </w:rPr>
-        <w:t xml:space="preserve"> que cambia mientras se elige. También permite elegir el logo y el favicon, cambiar el nombre del sitio, el WhatsApp, el correo y las redes sociales, y volver a la paleta original.</w:t>
+        <w:t xml:space="preserve"> que va cambiando mientras eliges. En la misma pantalla se cambian el logo, el ícono de la pestaña, el nombre del sitio, el WhatsApp, el correo y las redes sociales. Si algo no convence, el botón “Restaurar Pixela” devuelve los colores originales.</w:t>
       </w:r>
     </w:p>
     <w:p>
@@ -3026,7 +3058,7 @@
           <w:rFonts w:ascii="Arial" w:cs="Arial" w:eastAsia="Arial" w:hAnsi="Arial"/>
           <w:color w:val="26232F"/>
         </w:rPr>
-        <w:t xml:space="preserve">Aquí llegan los mensajes del formulario de contacto de la web. Se pueden marcar como leídos o borrar, y el dashboard muestra cuántos faltan leer.</w:t>
+        <w:t xml:space="preserve">Aquí llegan los mensajes que la gente envía desde el formulario de contacto. Se pueden marcar como leídos o borrar, y el dashboard muestra cuántos faltan leer.</w:t>
       </w:r>
     </w:p>
     <w:p>
@@ -3186,23 +3218,7 @@
           <w:rFonts w:ascii="Arial" w:cs="Arial" w:eastAsia="Arial" w:hAnsi="Arial"/>
           <w:color w:val="26232F"/>
         </w:rPr>
-        <w:t xml:space="preserve">El panel está hecho con CSS </w:t>
-      </w:r>
-      <w:r>
-        <w:rPr>
-          <w:rFonts w:ascii="Arial" w:cs="Arial" w:eastAsia="Arial" w:hAnsi="Arial"/>
-          <w:b/>
-          <w:bCs/>
-          <w:color w:val="26232F"/>
-        </w:rPr>
-        <w:t xml:space="preserve">mobile-first</w:t>
-      </w:r>
-      <w:r>
-        <w:rPr>
-          <w:rFonts w:ascii="Arial" w:cs="Arial" w:eastAsia="Arial" w:hAnsi="Arial"/>
-          <w:color w:val="26232F"/>
-        </w:rPr>
-        <w:t xml:space="preserve"> y breakpoints en 640, 768 y 1024 px (equivalentes a </w:t>
+        <w:t xml:space="preserve">Hice el panel pensando primero en el celular (mobile-first), con cortes en 640, 768 y 1024 px, que equivalen a </w:t>
       </w:r>
       <w:r>
         <w:rPr>
@@ -3253,7 +3269,7 @@
           <w:rFonts w:ascii="Arial" w:cs="Arial" w:eastAsia="Arial" w:hAnsi="Arial"/>
           <w:color w:val="26232F"/>
         </w:rPr>
-        <w:t xml:space="preserve"> de Tailwind). En pantallas pequeñas:</w:t>
+        <w:t xml:space="preserve"> de Tailwind. En pantallas chicas pasa lo siguiente:</w:t>
       </w:r>
     </w:p>
     <w:p>
@@ -3279,14 +3295,14 @@
           <w:bCs/>
           <w:color w:val="26232F"/>
         </w:rPr>
-        <w:t xml:space="preserve">colapsa</w:t>
-      </w:r>
-      <w:r>
-        <w:rPr>
-          <w:rFonts w:ascii="Arial" w:cs="Arial" w:eastAsia="Arial" w:hAnsi="Arial"/>
-          <w:color w:val="26232F"/>
-        </w:rPr>
-        <w:t xml:space="preserve"> y se abre con el botón de hamburguesa.</w:t>
+        <w:t xml:space="preserve">esconde</w:t>
+      </w:r>
+      <w:r>
+        <w:rPr>
+          <w:rFonts w:ascii="Arial" w:cs="Arial" w:eastAsia="Arial" w:hAnsi="Arial"/>
+          <w:color w:val="26232F"/>
+        </w:rPr>
+        <w:t xml:space="preserve"> y se abre con el botón de las tres rayitas.</w:t>
       </w:r>
     </w:p>
     <w:p>
@@ -3303,7 +3319,7 @@
           <w:rFonts w:ascii="Arial" w:cs="Arial" w:eastAsia="Arial" w:hAnsi="Arial"/>
           <w:color w:val="26232F"/>
         </w:rPr>
-        <w:t xml:space="preserve">Las tablas quedan dentro de un contenedor con </w:t>
+        <w:t xml:space="preserve">Las tablas tienen su </w:t>
       </w:r>
       <w:r>
         <w:rPr>
@@ -3312,14 +3328,14 @@
           <w:bCs/>
           <w:color w:val="26232F"/>
         </w:rPr>
-        <w:t xml:space="preserve">scroll horizontal interno</w:t>
-      </w:r>
-      <w:r>
-        <w:rPr>
-          <w:rFonts w:ascii="Arial" w:cs="Arial" w:eastAsia="Arial" w:hAnsi="Arial"/>
-          <w:color w:val="26232F"/>
-        </w:rPr>
-        <w:t xml:space="preserve">, así la página completa nunca se desborda.</w:t>
+        <w:t xml:space="preserve">propio scroll horizontal</w:t>
+      </w:r>
+      <w:r>
+        <w:rPr>
+          <w:rFonts w:ascii="Arial" w:cs="Arial" w:eastAsia="Arial" w:hAnsi="Arial"/>
+          <w:color w:val="26232F"/>
+        </w:rPr>
+        <w:t xml:space="preserve">, así la página completa nunca se sale de la pantalla.</w:t>
       </w:r>
     </w:p>
     <w:p>
@@ -3336,7 +3352,7 @@
           <w:rFonts w:ascii="Arial" w:cs="Arial" w:eastAsia="Arial" w:hAnsi="Arial"/>
           <w:color w:val="26232F"/>
         </w:rPr>
-        <w:t xml:space="preserve">El drawer de edición ocupa todo el ancho de la pantalla.</w:t>
+        <w:t xml:space="preserve">El panel de edición ocupa todo el ancho.</w:t>
       </w:r>
     </w:p>
     <w:p>
@@ -3535,7 +3551,7 @@
                 <wp:inline distT="0" distB="0" distL="0" distR="0">
                   <wp:extent cx="3524250" cy="3600450"/>
                   <wp:effectExtent t="0" r="0" b="0" l="0"/>
-                  <wp:docPr id="1" name="fig17" descr="Tabla con scroll interno y drawer de edición en celular." title="Tabla con scroll interno y drawer de edición en celular."/>
+                  <wp:docPr id="1" name="fig17" descr="Tabla con scroll interno y panel de edición en celular." title="Tabla con scroll interno y panel de edición en celular."/>
                   <wp:cNvGraphicFramePr>
                     <a:graphicFrameLocks xmlns:a="http://schemas.openxmlformats.org/drawingml/2006/main" noChangeAspect="1"/>
                   </wp:cNvGraphicFramePr>
@@ -3595,7 +3611,7 @@
                 <w:sz w:val="17"/>
                 <w:szCs w:val="17"/>
               </w:rPr>
-              <w:t xml:space="preserve">Tabla con scroll interno y drawer de edición en celular.</w:t>
+              <w:t xml:space="preserve">Tabla con scroll interno y panel de edición en celular.</w:t>
             </w:r>
           </w:p>
         </w:tc>
@@ -3638,23 +3654,7 @@
           <w:rFonts w:ascii="Arial" w:cs="Arial" w:eastAsia="Arial" w:hAnsi="Arial"/>
           <w:color w:val="26232F"/>
         </w:rPr>
-        <w:t xml:space="preserve">Como el objetivo del proyecto es que alguien </w:t>
-      </w:r>
-      <w:r>
-        <w:rPr>
-          <w:rFonts w:ascii="Arial" w:cs="Arial" w:eastAsia="Arial" w:hAnsi="Arial"/>
-          <w:b/>
-          <w:bCs/>
-          <w:color w:val="26232F"/>
-        </w:rPr>
-        <w:t xml:space="preserve">sin conocimientos de programación</w:t>
-      </w:r>
-      <w:r>
-        <w:rPr>
-          <w:rFonts w:ascii="Arial" w:cs="Arial" w:eastAsia="Arial" w:hAnsi="Arial"/>
-          <w:color w:val="26232F"/>
-        </w:rPr>
-        <w:t xml:space="preserve"> maneje la web, revisé el panel poniéndome en el lugar del dueño de un negocio y cambié todo lo que sonaba técnico:</w:t>
+        <w:t xml:space="preserve">Cuando terminé, revisé el panel imaginando que era el dueño de una barbería que nunca ha programado. Me di cuenta de que varias cosas sonaban demasiado técnicas, así que las cambié:</w:t>
       </w:r>
     </w:p>
     <w:p>
@@ -3673,14 +3673,14 @@
           <w:bCs/>
           <w:color w:val="26232F"/>
         </w:rPr>
-        <w:t xml:space="preserve">Textos en lenguaje simple:</w:t>
-      </w:r>
-      <w:r>
-        <w:rPr>
-          <w:rFonts w:ascii="Arial" w:cs="Arial" w:eastAsia="Arial" w:hAnsi="Arial"/>
-          <w:color w:val="26232F"/>
-        </w:rPr>
-        <w:t xml:space="preserve"> cada sección explica arriba para qué sirve (por ejemplo, “Sube aquí las fotos de tu web. Después las eliges desde cada bloque”). Quité las rutas de la API que aparecían en el panel lateral y los nombres internos de los bloques: ahora dice “Portada” en vez de “hero”.</w:t>
+        <w:t xml:space="preserve">Textos más simples.</w:t>
+      </w:r>
+      <w:r>
+        <w:rPr>
+          <w:rFonts w:ascii="Arial" w:cs="Arial" w:eastAsia="Arial" w:hAnsi="Arial"/>
+          <w:color w:val="26232F"/>
+        </w:rPr>
+        <w:t xml:space="preserve"> Cada sección explica arriba para qué sirve, por ejemplo: “Sube aquí las fotos de tu web. Después las eliges desde cada bloque”. Quité las rutas de la API que se veían en el panel lateral y los nombres internos de los bloques: ahora dice “Portada” en vez de “hero”.</w:t>
       </w:r>
     </w:p>
     <w:p>
@@ -3699,14 +3699,14 @@
           <w:bCs/>
           <w:color w:val="26232F"/>
         </w:rPr>
-        <w:t xml:space="preserve">Botones con texto:</w:t>
-      </w:r>
-      <w:r>
-        <w:rPr>
-          <w:rFonts w:ascii="Arial" w:cs="Arial" w:eastAsia="Arial" w:hAnsi="Arial"/>
-          <w:color w:val="26232F"/>
-        </w:rPr>
-        <w:t xml:space="preserve"> las acciones principales dicen lo que hacen (“Contenido”, “Editar”, “Agregar bloque”, “Guardar cambios”). Los botones que solo tienen ícono (subir, bajar, borrar) muestran un texto al pasar el mouse, y borrar siempre pide confirmación.</w:t>
+        <w:t xml:space="preserve">Botones que dicen lo que hacen.</w:t>
+      </w:r>
+      <w:r>
+        <w:rPr>
+          <w:rFonts w:ascii="Arial" w:cs="Arial" w:eastAsia="Arial" w:hAnsi="Arial"/>
+          <w:color w:val="26232F"/>
+        </w:rPr>
+        <w:t xml:space="preserve"> Las acciones principales tienen texto (“Contenido”, “Editar”, “Agregar bloque”, “Guardar cambios”). Los que son solo un ícono (subir, bajar, borrar) muestran una ayuda al pasar el mouse, y borrar siempre pide confirmación.</w:t>
       </w:r>
     </w:p>
     <w:p>
@@ -3725,14 +3725,14 @@
           <w:bCs/>
           <w:color w:val="26232F"/>
         </w:rPr>
-        <w:t xml:space="preserve">Para qué sirve cada color:</w:t>
-      </w:r>
-      <w:r>
-        <w:rPr>
-          <w:rFonts w:ascii="Arial" w:cs="Arial" w:eastAsia="Arial" w:hAnsi="Arial"/>
-          <w:color w:val="26232F"/>
-        </w:rPr>
-        <w:t xml:space="preserve"> debajo de cada selector dice dónde se usa en la web (por ejemplo, Acento: “Botones principales y cinta animada”), junto con un consejo sobre el contraste entre el fondo y el texto.</w:t>
+        <w:t xml:space="preserve">Para qué sirve cada color.</w:t>
+      </w:r>
+      <w:r>
+        <w:rPr>
+          <w:rFonts w:ascii="Arial" w:cs="Arial" w:eastAsia="Arial" w:hAnsi="Arial"/>
+          <w:color w:val="26232F"/>
+        </w:rPr>
+        <w:t xml:space="preserve"> Debajo de cada selector dice en qué parte de la web se usa (por ejemplo, Acento: “Botones principales y cinta animada”), y hay un consejo para que el fondo y el texto se puedan leer bien.</w:t>
       </w:r>
     </w:p>
     <w:p>
@@ -3751,14 +3751,14 @@
           <w:bCs/>
           <w:color w:val="26232F"/>
         </w:rPr>
-        <w:t xml:space="preserve">Enlaces sin adivinar:</w:t>
-      </w:r>
-      <w:r>
-        <w:rPr>
-          <w:rFonts w:ascii="Arial" w:cs="Arial" w:eastAsia="Arial" w:hAnsi="Arial"/>
-          <w:color w:val="26232F"/>
-        </w:rPr>
-        <w:t xml:space="preserve"> al escribir el enlace de un botón aparece una lista con las páginas del sitio, así no hay que saber la dirección exacta.</w:t>
+        <w:t xml:space="preserve">Enlaces sin adivinar.</w:t>
+      </w:r>
+      <w:r>
+        <w:rPr>
+          <w:rFonts w:ascii="Arial" w:cs="Arial" w:eastAsia="Arial" w:hAnsi="Arial"/>
+          <w:color w:val="26232F"/>
+        </w:rPr>
+        <w:t xml:space="preserve"> Al escribir el enlace de un botón aparece una lista con las páginas del sitio, así no hay que saberse la dirección exacta.</w:t>
       </w:r>
     </w:p>
     <w:p>
@@ -3777,14 +3777,14 @@
           <w:bCs/>
           <w:color w:val="26232F"/>
         </w:rPr>
-        <w:t xml:space="preserve">Lo técnico, aparte:</w:t>
-      </w:r>
-      <w:r>
-        <w:rPr>
-          <w:rFonts w:ascii="Arial" w:cs="Arial" w:eastAsia="Arial" w:hAnsi="Arial"/>
-          <w:color w:val="26232F"/>
-        </w:rPr>
-        <w:t xml:space="preserve"> la edición en JSON quedó en una pestaña “Avanzado (JSON)”, y la dirección de una página se crea sola a partir del título.</w:t>
+        <w:t xml:space="preserve">Lo técnico, aparte.</w:t>
+      </w:r>
+      <w:r>
+        <w:rPr>
+          <w:rFonts w:ascii="Arial" w:cs="Arial" w:eastAsia="Arial" w:hAnsi="Arial"/>
+          <w:color w:val="26232F"/>
+        </w:rPr>
+        <w:t xml:space="preserve"> El JSON quedó en una pestaña “Avanzado”, y la dirección de cada página se crea sola a partir del título.</w:t>
       </w:r>
     </w:p>
     <w:p>
@@ -3803,14 +3803,14 @@
           <w:bCs/>
           <w:color w:val="26232F"/>
         </w:rPr>
-        <w:t xml:space="preserve">Guía rápida</w:t>
-      </w:r>
-      <w:r>
-        <w:rPr>
-          <w:rFonts w:ascii="Arial" w:cs="Arial" w:eastAsia="Arial" w:hAnsi="Arial"/>
-          <w:color w:val="26232F"/>
-        </w:rPr>
-        <w:t xml:space="preserve"> en el dashboard y una guía completa del panel en el README.</w:t>
+        <w:t xml:space="preserve">Ayuda a la mano.</w:t>
+      </w:r>
+      <w:r>
+        <w:rPr>
+          <w:rFonts w:ascii="Arial" w:cs="Arial" w:eastAsia="Arial" w:hAnsi="Arial"/>
+          <w:color w:val="26232F"/>
+        </w:rPr>
+        <w:t xml:space="preserve"> La guía rápida del dashboard y una guía completa del panel en el README.</w:t>
       </w:r>
     </w:p>
     <w:p>
@@ -4458,7 +4458,7 @@
                 <w:sz w:val="19"/>
                 <w:szCs w:val="19"/>
               </w:rPr>
-              <w:t xml:space="preserve">Editar el hero y guardar</w:t>
+              <w:t xml:space="preserve">Editar la portada y guardar</w:t>
             </w:r>
           </w:p>
         </w:tc>
@@ -4563,7 +4563,7 @@
                 <w:sz w:val="19"/>
                 <w:szCs w:val="19"/>
               </w:rPr>
-              <w:t xml:space="preserve">JSON con error en la pestaña Avanzado</w:t>
+              <w:t xml:space="preserve">JSON mal escrito en la pestaña Avanzado</w:t>
             </w:r>
           </w:p>
         </w:tc>
@@ -4910,7 +4910,7 @@
                 <w:sz w:val="19"/>
                 <w:szCs w:val="19"/>
               </w:rPr>
-              <w:t xml:space="preserve">Aparece dentro del padre en la web</w:t>
+              <w:t xml:space="preserve">Aparece dentro de su ítem en la web</w:t>
             </w:r>
           </w:p>
         </w:tc>
@@ -5120,7 +5120,7 @@
                 <w:sz w:val="19"/>
                 <w:szCs w:val="19"/>
               </w:rPr>
-              <w:t xml:space="preserve">Menú colapsado, sin desborde</w:t>
+              <w:t xml:space="preserve">Menú escondido y sin desborde</w:t>
             </w:r>
           </w:p>
         </w:tc>
@@ -5292,6 +5292,19 @@
           <w:rFonts w:ascii="Arial" w:cs="Arial" w:eastAsia="Arial" w:hAnsi="Arial"/>
         </w:rPr>
         <w:t xml:space="preserve">   Problemas encontrados y soluciones</w:t>
+      </w:r>
+    </w:p>
+    <w:p>
+      <w:pPr>
+        <w:spacing w:after="160" w:line="310"/>
+        <w:jc w:val="both"/>
+      </w:pPr>
+      <w:r>
+        <w:rPr>
+          <w:rFonts w:ascii="Arial" w:cs="Arial" w:eastAsia="Arial" w:hAnsi="Arial"/>
+          <w:color w:val="26232F"/>
+        </w:rPr>
+        <w:t xml:space="preserve">En esta semana la mayoría de problemas fueron de diseño en pantallas pequeñas:</w:t>
       </w:r>
     </w:p>
     <w:tbl>
@@ -5417,7 +5430,7 @@
                 <w:sz w:val="19"/>
                 <w:szCs w:val="19"/>
               </w:rPr>
-              <w:t xml:space="preserve">Las tablas del panel hacían que toda la página se desbordara en celular.</w:t>
+              <w:t xml:space="preserve">En el celular, las tablas hacían que toda la página se saliera de la pantalla.</w:t>
             </w:r>
           </w:p>
         </w:tc>
@@ -5505,7 +5518,7 @@
                 <w:sz w:val="19"/>
                 <w:szCs w:val="19"/>
               </w:rPr>
-              <w:t xml:space="preserve">El icono de la zona de subida de imágenes salía demasiado grande.</w:t>
+              <w:t xml:space="preserve">El ícono de la zona para subir imágenes salía enorme.</w:t>
             </w:r>
           </w:p>
         </w:tc>
@@ -5593,7 +5606,7 @@
                 <w:sz w:val="19"/>
                 <w:szCs w:val="19"/>
               </w:rPr>
-              <w:t xml:space="preserve"> del navegador interrumpían el flujo y no combinaban con el diseño.</w:t>
+              <w:t xml:space="preserve"> del navegador cortaban el flujo y no combinaban con el diseño.</w:t>
             </w:r>
           </w:p>
         </w:tc>
@@ -5662,7 +5675,7 @@
                 <w:sz w:val="19"/>
                 <w:szCs w:val="19"/>
               </w:rPr>
-              <w:t xml:space="preserve">Si la sesión vencía, el panel seguía mostrando datos y las acciones fallaban.</w:t>
+              <w:t xml:space="preserve">Si la sesión vencía, el panel seguía mostrando datos pero las acciones fallaban.</w:t>
             </w:r>
           </w:p>
         </w:tc>
@@ -5713,7 +5726,7 @@
                 <w:sz w:val="19"/>
                 <w:szCs w:val="19"/>
               </w:rPr>
-              <w:t xml:space="preserve"> que, al recibir 401, lleva al login con el aviso de sesión expirada.</w:t>
+              <w:t xml:space="preserve"> que, al recibir un 401, lleva al login con el aviso de sesión vencida.</w:t>
             </w:r>
           </w:p>
         </w:tc>
@@ -5750,7 +5763,7 @@
                 <w:sz w:val="19"/>
                 <w:szCs w:val="19"/>
               </w:rPr>
-              <w:t xml:space="preserve">Al agregar la descripción de cada bloque en la lista, en el celular la fila se salía de la pantalla.</w:t>
+              <w:t xml:space="preserve">Al poner la descripción de cada bloque en la lista, en el celular la fila se salía de la pantalla.</w:t>
             </w:r>
           </w:p>
         </w:tc>
@@ -5801,7 +5814,7 @@
                 <w:sz w:val="19"/>
                 <w:szCs w:val="19"/>
               </w:rPr>
-              <w:t xml:space="preserve"> para que el texto largo se corte con “…” en vez de empujar el ancho.</w:t>
+              <w:t xml:space="preserve">, así el texto largo se corta con “…” en vez de empujar el ancho.</w:t>
             </w:r>
           </w:p>
         </w:tc>
@@ -5838,7 +5851,7 @@
                 <w:sz w:val="19"/>
                 <w:szCs w:val="19"/>
               </w:rPr>
-              <w:t xml:space="preserve">Escribir JSON a mano es difícil para un usuario normal.</w:t>
+              <w:t xml:space="preserve">Escribir JSON a mano es muy difícil para alguien que no programa.</w:t>
             </w:r>
           </w:p>
         </w:tc>
@@ -5870,7 +5883,7 @@
                 <w:sz w:val="19"/>
                 <w:szCs w:val="19"/>
               </w:rPr>
-              <w:t xml:space="preserve">Hice formularios generados según el tipo de bloque y dejé el JSON como opción avanzada.</w:t>
+              <w:t xml:space="preserve">Hice formularios que se arman solos según el tipo de bloque y dejé el JSON como opción avanzada.</w:t>
             </w:r>
           </w:p>
         </w:tc>
@@ -5907,70 +5920,28 @@
     </w:p>
     <w:p>
       <w:pPr>
-        <w:pStyle w:val="ListParagraph"/>
-        <w:numPr>
-          <w:ilvl w:val="0"/>
-          <w:numId w:val="2"/>
-        </w:numPr>
-        <w:spacing w:after="90" w:line="300"/>
-      </w:pPr>
-      <w:r>
-        <w:rPr>
-          <w:rFonts w:ascii="Arial" w:cs="Arial" w:eastAsia="Arial" w:hAnsi="Arial"/>
-          <w:color w:val="26232F"/>
-        </w:rPr>
-        <w:t xml:space="preserve">Con el panel, cualquier persona puede administrar la web sin tocar código: colores, logo, menú y contenido.</w:t>
-      </w:r>
-    </w:p>
-    <w:p>
-      <w:pPr>
-        <w:pStyle w:val="ListParagraph"/>
-        <w:numPr>
-          <w:ilvl w:val="0"/>
-          <w:numId w:val="2"/>
-        </w:numPr>
-        <w:spacing w:after="90" w:line="300"/>
-      </w:pPr>
-      <w:r>
-        <w:rPr>
-          <w:rFonts w:ascii="Arial" w:cs="Arial" w:eastAsia="Arial" w:hAnsi="Arial"/>
-          <w:color w:val="26232F"/>
-        </w:rPr>
-        <w:t xml:space="preserve">Proteger el panel en el servidor y otra vez en la API evita que alguien entre solo adivinando la URL.</w:t>
-      </w:r>
-    </w:p>
-    <w:p>
-      <w:pPr>
-        <w:pStyle w:val="ListParagraph"/>
-        <w:numPr>
-          <w:ilvl w:val="0"/>
-          <w:numId w:val="2"/>
-        </w:numPr>
-        <w:spacing w:after="90" w:line="300"/>
-      </w:pPr>
-      <w:r>
-        <w:rPr>
-          <w:rFonts w:ascii="Arial" w:cs="Arial" w:eastAsia="Arial" w:hAnsi="Arial"/>
-          <w:color w:val="26232F"/>
-        </w:rPr>
-        <w:t xml:space="preserve">Actualizar solo la parte que cambia hace que el panel se sienta rápido y no pierda el estado.</w:t>
-      </w:r>
-    </w:p>
-    <w:p>
-      <w:pPr>
-        <w:pStyle w:val="ListParagraph"/>
-        <w:numPr>
-          <w:ilvl w:val="0"/>
-          <w:numId w:val="2"/>
-        </w:numPr>
-        <w:spacing w:after="90" w:line="300"/>
-      </w:pPr>
-      <w:r>
-        <w:rPr>
-          <w:rFonts w:ascii="Arial" w:cs="Arial" w:eastAsia="Arial" w:hAnsi="Arial"/>
-          <w:color w:val="26232F"/>
-        </w:rPr>
-        <w:t xml:space="preserve">Pensar primero en el celular (mobile-first) hizo más fácil adaptar el panel a pantallas grandes.</w:t>
+        <w:spacing w:after="160" w:line="310"/>
+        <w:jc w:val="both"/>
+      </w:pPr>
+      <w:r>
+        <w:rPr>
+          <w:rFonts w:ascii="Arial" w:cs="Arial" w:eastAsia="Arial" w:hAnsi="Arial"/>
+          <w:color w:val="26232F"/>
+        </w:rPr>
+        <w:t xml:space="preserve">Con el panel terminado, ya se puede manejar la web completa sin tocar código: colores, logo, menú y contenido. Lo que más me ayudó fue ponerme en el lugar de alguien que no sabe programar, porque cosas que para mí eran obvias, como “slug” o “hero”, para otra persona no significan nada.</w:t>
+      </w:r>
+    </w:p>
+    <w:p>
+      <w:pPr>
+        <w:spacing w:after="160" w:line="310"/>
+        <w:jc w:val="both"/>
+      </w:pPr>
+      <w:r>
+        <w:rPr>
+          <w:rFonts w:ascii="Arial" w:cs="Arial" w:eastAsia="Arial" w:hAnsi="Arial"/>
+          <w:color w:val="26232F"/>
+        </w:rPr>
+        <w:t xml:space="preserve">También aprendí que proteger solo la API no es suficiente; revisar la sesión en el servidor antes de mostrar el panel evita que alguien entre adivinando la dirección. Y diseñar primero para el celular me facilitó mucho adaptar después el panel a la pantalla grande.</w:t>
       </w:r>
     </w:p>
     <w:sectPr>

--- a/docs/informes/Informe_Semana_3_Panel.docx
+++ b/docs/informes/Informe_Semana_3_Panel.docx
@@ -775,6 +775,151 @@
     </w:p>
     <w:p>
       <w:pPr>
+        <w:spacing w:after="160" w:line="310"/>
+        <w:jc w:val="both"/>
+      </w:pPr>
+      <w:r>
+        <w:rPr>
+          <w:rFonts w:ascii="Arial" w:cs="Arial" w:eastAsia="Arial" w:hAnsi="Arial"/>
+          <w:color w:val="26232F"/>
+        </w:rPr>
+        <w:t xml:space="preserve">Como framework de frontend usé </w:t>
+      </w:r>
+      <w:r>
+        <w:rPr>
+          <w:rFonts w:ascii="Arial" w:cs="Arial" w:eastAsia="Arial" w:hAnsi="Arial"/>
+          <w:b/>
+          <w:bCs/>
+          <w:color w:val="26232F"/>
+        </w:rPr>
+        <w:t xml:space="preserve">Bootstrap 5.3</w:t>
+      </w:r>
+      <w:r>
+        <w:rPr>
+          <w:rFonts w:ascii="Arial" w:cs="Arial" w:eastAsia="Arial" w:hAnsi="Arial"/>
+          <w:color w:val="26232F"/>
+        </w:rPr>
+        <w:t xml:space="preserve">, que dejé dentro del proyecto (</w:t>
+      </w:r>
+      <w:r>
+        <w:rPr>
+          <w:rFonts w:ascii="Consolas" w:cs="Consolas" w:eastAsia="Consolas" w:hAnsi="Consolas"/>
+          <w:color w:val="26232F"/>
+          <w:sz w:val="19"/>
+          <w:szCs w:val="19"/>
+          <w:shd w:fill="F3EEFF" w:val="clear"/>
+        </w:rPr>
+        <w:t xml:space="preserve">public/assets/lib/bootstrap/</w:t>
+      </w:r>
+      <w:r>
+        <w:rPr>
+          <w:rFonts w:ascii="Arial" w:cs="Arial" w:eastAsia="Arial" w:hAnsi="Arial"/>
+          <w:color w:val="26232F"/>
+        </w:rPr>
+        <w:t xml:space="preserve">) para que funcione sin internet. Del panel, Bootstrap se encarga de la grilla (</w:t>
+      </w:r>
+      <w:r>
+        <w:rPr>
+          <w:rFonts w:ascii="Consolas" w:cs="Consolas" w:eastAsia="Consolas" w:hAnsi="Consolas"/>
+          <w:color w:val="26232F"/>
+          <w:sz w:val="19"/>
+          <w:szCs w:val="19"/>
+          <w:shd w:fill="F3EEFF" w:val="clear"/>
+        </w:rPr>
+        <w:t xml:space="preserve">row</w:t>
+      </w:r>
+      <w:r>
+        <w:rPr>
+          <w:rFonts w:ascii="Arial" w:cs="Arial" w:eastAsia="Arial" w:hAnsi="Arial"/>
+          <w:color w:val="26232F"/>
+        </w:rPr>
+        <w:t xml:space="preserve"> y </w:t>
+      </w:r>
+      <w:r>
+        <w:rPr>
+          <w:rFonts w:ascii="Consolas" w:cs="Consolas" w:eastAsia="Consolas" w:hAnsi="Consolas"/>
+          <w:color w:val="26232F"/>
+          <w:sz w:val="19"/>
+          <w:szCs w:val="19"/>
+          <w:shd w:fill="F3EEFF" w:val="clear"/>
+        </w:rPr>
+        <w:t xml:space="preserve">col</w:t>
+      </w:r>
+      <w:r>
+        <w:rPr>
+          <w:rFonts w:ascii="Arial" w:cs="Arial" w:eastAsia="Arial" w:hAnsi="Arial"/>
+          <w:color w:val="26232F"/>
+        </w:rPr>
+        <w:t xml:space="preserve">), del </w:t>
+      </w:r>
+      <w:r>
+        <w:rPr>
+          <w:rFonts w:ascii="Arial" w:cs="Arial" w:eastAsia="Arial" w:hAnsi="Arial"/>
+          <w:b/>
+          <w:bCs/>
+          <w:color w:val="26232F"/>
+        </w:rPr>
+        <w:t xml:space="preserve">offcanvas</w:t>
+      </w:r>
+      <w:r>
+        <w:rPr>
+          <w:rFonts w:ascii="Arial" w:cs="Arial" w:eastAsia="Arial" w:hAnsi="Arial"/>
+          <w:color w:val="26232F"/>
+        </w:rPr>
+        <w:t xml:space="preserve"> (el menú lateral en el celular y el panel de edición), del </w:t>
+      </w:r>
+      <w:r>
+        <w:rPr>
+          <w:rFonts w:ascii="Arial" w:cs="Arial" w:eastAsia="Arial" w:hAnsi="Arial"/>
+          <w:b/>
+          <w:bCs/>
+          <w:color w:val="26232F"/>
+        </w:rPr>
+        <w:t xml:space="preserve">modal</w:t>
+      </w:r>
+      <w:r>
+        <w:rPr>
+          <w:rFonts w:ascii="Arial" w:cs="Arial" w:eastAsia="Arial" w:hAnsi="Arial"/>
+          <w:color w:val="26232F"/>
+        </w:rPr>
+        <w:t xml:space="preserve"> para elegir imágenes, de los </w:t>
+      </w:r>
+      <w:r>
+        <w:rPr>
+          <w:rFonts w:ascii="Arial" w:cs="Arial" w:eastAsia="Arial" w:hAnsi="Arial"/>
+          <w:b/>
+          <w:bCs/>
+          <w:color w:val="26232F"/>
+        </w:rPr>
+        <w:t xml:space="preserve">toasts</w:t>
+      </w:r>
+      <w:r>
+        <w:rPr>
+          <w:rFonts w:ascii="Arial" w:cs="Arial" w:eastAsia="Arial" w:hAnsi="Arial"/>
+          <w:color w:val="26232F"/>
+        </w:rPr>
+        <w:t xml:space="preserve"> para los avisos, de las tablas con </w:t>
+      </w:r>
+      <w:r>
+        <w:rPr>
+          <w:rFonts w:ascii="Consolas" w:cs="Consolas" w:eastAsia="Consolas" w:hAnsi="Consolas"/>
+          <w:color w:val="26232F"/>
+          <w:sz w:val="19"/>
+          <w:szCs w:val="19"/>
+          <w:shd w:fill="F3EEFF" w:val="clear"/>
+        </w:rPr>
+        <w:t xml:space="preserve">table-responsive</w:t>
+      </w:r>
+      <w:r>
+        <w:rPr>
+          <w:rFonts w:ascii="Arial" w:cs="Arial" w:eastAsia="Arial" w:hAnsi="Arial"/>
+          <w:color w:val="26232F"/>
+        </w:rPr>
+        <w:t xml:space="preserve"> y de los controles de formulario. Encima puse una hoja de estilos propia con el diseño de Pixela, así que se ve igual de personalizado pero con la base de un framework.</w:t>
+      </w:r>
+    </w:p>
+    <w:p>
+      <w:pPr>
         <w:pStyle w:val="Heading1"/>
         <w:pBdr>
           <w:bottom w:val="single" w:color="DCD3F5" w:sz="6" w:space="6"/>
@@ -3218,7 +3363,7 @@
           <w:rFonts w:ascii="Arial" w:cs="Arial" w:eastAsia="Arial" w:hAnsi="Arial"/>
           <w:color w:val="26232F"/>
         </w:rPr>
-        <w:t xml:space="preserve">Hice el panel pensando primero en el celular (mobile-first), con cortes en 640, 768 y 1024 px, que equivalen a </w:t>
+        <w:t xml:space="preserve">Hice el panel pensando primero en el celular (mobile-first) con los breakpoints de Bootstrap: </w:t>
       </w:r>
       <w:r>
         <w:rPr>
@@ -3235,7 +3380,7 @@
           <w:rFonts w:ascii="Arial" w:cs="Arial" w:eastAsia="Arial" w:hAnsi="Arial"/>
           <w:color w:val="26232F"/>
         </w:rPr>
-        <w:t xml:space="preserve">, </w:t>
+        <w:t xml:space="preserve"> (576 px), </w:t>
       </w:r>
       <w:r>
         <w:rPr>
@@ -3252,7 +3397,7 @@
           <w:rFonts w:ascii="Arial" w:cs="Arial" w:eastAsia="Arial" w:hAnsi="Arial"/>
           <w:color w:val="26232F"/>
         </w:rPr>
-        <w:t xml:space="preserve"> y </w:t>
+        <w:t xml:space="preserve"> (768 px), </w:t>
       </w:r>
       <w:r>
         <w:rPr>
@@ -3269,7 +3414,24 @@
           <w:rFonts w:ascii="Arial" w:cs="Arial" w:eastAsia="Arial" w:hAnsi="Arial"/>
           <w:color w:val="26232F"/>
         </w:rPr>
-        <w:t xml:space="preserve"> de Tailwind. En pantallas chicas pasa lo siguiente:</w:t>
+        <w:t xml:space="preserve"> (992 px) y </w:t>
+      </w:r>
+      <w:r>
+        <w:rPr>
+          <w:rFonts w:ascii="Consolas" w:cs="Consolas" w:eastAsia="Consolas" w:hAnsi="Consolas"/>
+          <w:color w:val="26232F"/>
+          <w:sz w:val="19"/>
+          <w:szCs w:val="19"/>
+          <w:shd w:fill="F3EEFF" w:val="clear"/>
+        </w:rPr>
+        <w:t xml:space="preserve">xl</w:t>
+      </w:r>
+      <w:r>
+        <w:rPr>
+          <w:rFonts w:ascii="Arial" w:cs="Arial" w:eastAsia="Arial" w:hAnsi="Arial"/>
+          <w:color w:val="26232F"/>
+        </w:rPr>
+        <w:t xml:space="preserve"> (1200 px). En pantallas chicas pasa lo siguiente:</w:t>
       </w:r>
     </w:p>
     <w:p>
@@ -3302,7 +3464,7 @@
           <w:rFonts w:ascii="Arial" w:cs="Arial" w:eastAsia="Arial" w:hAnsi="Arial"/>
           <w:color w:val="26232F"/>
         </w:rPr>
-        <w:t xml:space="preserve"> y se abre con el botón de las tres rayitas.</w:t>
+        <w:t xml:space="preserve"> y se abre con el botón de las tres rayitas (componente offcanvas de Bootstrap).</w:t>
       </w:r>
     </w:p>
     <w:p>
@@ -3369,7 +3531,24 @@
           <w:rFonts w:ascii="Arial" w:cs="Arial" w:eastAsia="Arial" w:hAnsi="Arial"/>
           <w:color w:val="26232F"/>
         </w:rPr>
-        <w:t xml:space="preserve">Las tarjetas del dashboard pasan de 4 columnas a 2.</w:t>
+        <w:t xml:space="preserve">Las tarjetas del dashboard pasan de 4 columnas a 2, gracias a las clases </w:t>
+      </w:r>
+      <w:r>
+        <w:rPr>
+          <w:rFonts w:ascii="Consolas" w:cs="Consolas" w:eastAsia="Consolas" w:hAnsi="Consolas"/>
+          <w:color w:val="26232F"/>
+          <w:sz w:val="19"/>
+          <w:szCs w:val="19"/>
+          <w:shd w:fill="F3EEFF" w:val="clear"/>
+        </w:rPr>
+        <w:t xml:space="preserve">row-cols-2 row-cols-xl-4</w:t>
+      </w:r>
+      <w:r>
+        <w:rPr>
+          <w:rFonts w:ascii="Arial" w:cs="Arial" w:eastAsia="Arial" w:hAnsi="Arial"/>
+          <w:color w:val="26232F"/>
+        </w:rPr>
+        <w:t xml:space="preserve"> de la grilla.</w:t>
       </w:r>
     </w:p>
     <w:p>
